--- a/dissertation-docx/lampiran/lampD.docx
+++ b/dissertation-docx/lampiran/lampD.docx
@@ -15,7 +15,7 @@
         <w:pStyle w:val="Paragraf"/>
       </w:pPr>
     </w:p>
-    <w:bookmarkStart w:id="42" w:name="lamp:klasifikasi_industri"/>
+    <w:bookmarkStart w:id="88" w:name="lamp:klasifikasi_industri"/>
     <w:p>
       <w:pPr>
         <w:pStyle w:val="Lampiran"/>
@@ -893,7 +893,7 @@
       </w:pPr>
     </w:p>
     <w:bookmarkEnd w:id="36"/>
-    <w:bookmarkStart w:id="38" w:name="lamp:skf_skema"/>
+    <w:bookmarkStart w:id="41" w:name="lamp:skf_skema"/>
     <w:p>
       <w:pPr>
         <w:pStyle w:val="Lampiransub1"/>
@@ -1203,155 +1203,54 @@
         <w:pStyle w:val="Paragraf"/>
       </w:pPr>
     </w:p>
-    <w:bookmarkStart w:id="37" w:name="fig:lampD_skema_inferensi"/>
-    <w:tbl>
-      <w:tblPr>
-        <w:tblStyle w:val="FigureTable"/>
-        <w:tblW w:type="dxa" w:w="7933"/>
-        <w:jc w:val="center"/>
-        <w:tblLook w:firstRow="0" w:lastRow="0" w:firstColumn="0" w:lastColumn="0"/>
-        <w:tblLayout w:type="fixed"/>
-      </w:tblPr>
-      <w:tblGrid>
-        <w:gridCol w:w="7933"/>
-      </w:tblGrid>
-      <w:tr>
-        <w:tc>
-          <w:tcPr>
-            <w:tcW w:w="7933" w:type="dxa"/>
-          </w:tcPr>
-          <w:p>
-            <w:pPr>
-              <w:pStyle w:val="Paragraf"/>
-              <w:jc w:val="center"/>
-            </w:pPr>
-            <w:r>
-              <w:rPr>
-                <w:i/>
-                <w:iCs/>
-              </w:rPr>
-              <w:t xml:space="preserve">[Gambar D.1 — Aliran data skema inferensi: rekaman spindel SKF IMx-8</w:t>
-            </w:r>
-            <w:r>
-              <w:rPr>
-                <w:i/>
-                <w:iCs/>
-              </w:rPr>
-              <w:t xml:space="preserve"> </w:t>
-            </w:r>
-            <m:oMath>
-              <m:r>
-                <m:rPr>
-                  <m:sty m:val="p"/>
-                </m:rPr>
-                <m:t>→</m:t>
-              </m:r>
-            </m:oMath>
-            <w:r>
-              <w:rPr>
-                <w:i/>
-                <w:iCs/>
-              </w:rPr>
-              <w:t xml:space="preserve"> </w:t>
-            </w:r>
-            <w:r>
-              <w:rPr>
-                <w:i/>
-                <w:iCs/>
-              </w:rPr>
-              <w:t xml:space="preserve">ekstraksi fitur HI 18-D</w:t>
-            </w:r>
-            <w:r>
-              <w:rPr>
-                <w:i/>
-                <w:iCs/>
-              </w:rPr>
-              <w:t xml:space="preserve"> </w:t>
-            </w:r>
-            <m:oMath>
-              <m:r>
-                <m:rPr>
-                  <m:sty m:val="p"/>
-                </m:rPr>
-                <m:t>→</m:t>
-              </m:r>
-            </m:oMath>
-            <w:r>
-              <w:rPr>
-                <w:i/>
-                <w:iCs/>
-              </w:rPr>
-              <w:t xml:space="preserve"> </w:t>
-            </w:r>
-            <w:r>
-              <w:rPr>
-                <w:i/>
-                <w:iCs/>
-              </w:rPr>
-              <w:t xml:space="preserve">SVM-RBF (dilatih pada CWRU)</w:t>
-            </w:r>
-            <w:r>
-              <w:rPr>
-                <w:i/>
-                <w:iCs/>
-              </w:rPr>
-              <w:t xml:space="preserve"> </w:t>
-            </w:r>
-            <m:oMath>
-              <m:r>
-                <m:rPr>
-                  <m:sty m:val="p"/>
-                </m:rPr>
-                <m:t>→</m:t>
-              </m:r>
-            </m:oMath>
-            <w:r>
-              <w:rPr>
-                <w:i/>
-                <w:iCs/>
-              </w:rPr>
-              <w:t xml:space="preserve"> </w:t>
-            </w:r>
-            <w:r>
-              <w:rPr>
-                <w:i/>
-                <w:iCs/>
-              </w:rPr>
-              <w:t xml:space="preserve">label prediksi</w:t>
-            </w:r>
-            <w:r>
-              <w:rPr>
-                <w:i/>
-                <w:iCs/>
-              </w:rPr>
-              <w:t xml:space="preserve"> </w:t>
-            </w:r>
-            <m:oMath>
-              <m:r>
-                <m:rPr>
-                  <m:sty m:val="p"/>
-                </m:rPr>
-                <m:t>→</m:t>
-              </m:r>
-            </m:oMath>
-            <w:r>
-              <w:rPr>
-                <w:i/>
-                <w:iCs/>
-              </w:rPr>
-              <w:t xml:space="preserve"> </w:t>
-            </w:r>
-            <w:r>
-              <w:rPr>
-                <w:i/>
-                <w:iCs/>
-              </w:rPr>
-              <w:t xml:space="preserve">perbandingan kualitatif dengan label PdM SKF.]</w:t>
-            </w:r>
-          </w:p>
-        </w:tc>
-      </w:tr>
-    </w:tbl>
+    <w:bookmarkStart w:id="40" w:name="fig:lampD_skema_inferensi"/>
+    <w:p>
+      <w:pPr>
+        <w:pStyle w:val="Gambar"/>
+      </w:pPr>
+      <w:r>
+        <w:drawing>
+          <wp:inline>
+            <wp:extent cx="4634458" cy="1524398"/>
+            <wp:effectExtent b="0" l="0" r="0" t="0"/>
+            <wp:docPr descr="" title="" id="38" name="Picture"/>
+            <a:graphic>
+              <a:graphicData uri="http://schemas.openxmlformats.org/drawingml/2006/picture">
+                <pic:pic>
+                  <pic:nvPicPr>
+                    <pic:cNvPr descr="assets/figures/lampD/lampD_skema_inferensi.png" id="39" name="Picture"/>
+                    <pic:cNvPicPr>
+                      <a:picLocks noChangeArrowheads="1" noChangeAspect="1"/>
+                    </pic:cNvPicPr>
+                  </pic:nvPicPr>
+                  <pic:blipFill>
+                    <a:blip r:embed="rId37"/>
+                    <a:stretch>
+                      <a:fillRect/>
+                    </a:stretch>
+                  </pic:blipFill>
+                  <pic:spPr bwMode="auto">
+                    <a:xfrm>
+                      <a:off x="0" y="0"/>
+                      <a:ext cx="4634458" cy="1524398"/>
+                    </a:xfrm>
+                    <a:prstGeom prst="rect">
+                      <a:avLst/>
+                    </a:prstGeom>
+                    <a:noFill/>
+                    <a:ln w="9525">
+                      <a:noFill/>
+                      <a:headEnd/>
+                      <a:tailEnd/>
+                    </a:ln>
+                  </pic:spPr>
+                </pic:pic>
+              </a:graphicData>
+            </a:graphic>
+          </wp:inline>
+        </w:drawing>
+      </w:r>
+    </w:p>
     <w:p>
       <w:pPr>
         <w:pStyle w:val="JudulGambar"/>
@@ -1359,7 +1258,7 @@
       <w:r>
         <w:t xml:space="preserve">Gambar </w:t>
       </w:r>
-      <w:bookmarkStart w:id="43" w:name="fig_lampD_skema_inferensi"/>
+      <w:bookmarkStart w:id="89" w:name="fig_lampD_skema_inferensi"/>
       <w:r>
         <w:t xml:space="preserve">D.</w:t>
       </w:r>
@@ -1368,155 +1267,963 @@
           <w:t xml:space="preserve">1</w:t>
         </w:r>
       </w:fldSimple>
+      <w:bookmarkEnd w:id="89"/>
+      <w:r>
+        <w:t xml:space="preserve"> </w:t>
+      </w:r>
+      <w:r>
+        <w:t xml:space="preserve">Skema</w:t>
+      </w:r>
+      <w:r>
+        <w:t xml:space="preserve"> </w:t>
+      </w:r>
+      <w:r>
+        <w:rPr>
+          <w:i/>
+          <w:iCs/>
+        </w:rPr>
+        <w:t xml:space="preserve">sanity check</w:t>
+      </w:r>
+      <w:r>
+        <w:t xml:space="preserve"> </w:t>
+      </w:r>
+      <w:r>
+        <w:t xml:space="preserve">eksternal: model SVM-RBF terlatih</w:t>
+      </w:r>
+      <w:r>
+        <w:t xml:space="preserve"> </w:t>
+      </w:r>
+      <w:r>
+        <w:t xml:space="preserve">CWRU digunakan untuk inferensi pada subset data spindel</w:t>
+      </w:r>
+      <w:r>
+        <w:t xml:space="preserve"> </w:t>
+      </w:r>
+      <w:r>
+        <w:t xml:space="preserve">PT SKF Indonesia. Aliran data: rekaman spindel IMx-8</w:t>
+      </w:r>
+      <w:r>
+        <w:t xml:space="preserve"> </w:t>
+      </w:r>
+      <m:oMath>
+        <m:r>
+          <m:rPr>
+            <m:sty m:val="p"/>
+          </m:rPr>
+          <m:t>→</m:t>
+        </m:r>
+      </m:oMath>
+      <w:r>
+        <w:t xml:space="preserve"> </w:t>
+      </w:r>
+      <w:r>
+        <w:t xml:space="preserve">ekstraksi fitur HI 18-D</w:t>
+      </w:r>
+      <w:r>
+        <w:t xml:space="preserve"> </w:t>
+      </w:r>
+      <m:oMath>
+        <m:r>
+          <m:rPr>
+            <m:sty m:val="p"/>
+          </m:rPr>
+          <m:t>→</m:t>
+        </m:r>
+      </m:oMath>
+      <w:r>
+        <w:t xml:space="preserve"> </w:t>
+      </w:r>
+      <w:r>
+        <w:t xml:space="preserve">SVM-RBF</w:t>
+      </w:r>
+      <w:r>
+        <w:t xml:space="preserve"> </w:t>
+      </w:r>
+      <m:oMath>
+        <m:r>
+          <m:rPr>
+            <m:sty m:val="p"/>
+          </m:rPr>
+          <m:t>→</m:t>
+        </m:r>
+      </m:oMath>
+      <w:r>
+        <w:t xml:space="preserve"> </w:t>
+      </w:r>
+      <w:r>
+        <w:t xml:space="preserve">label prediksi</w:t>
+      </w:r>
+      <w:r>
+        <w:t xml:space="preserve"> </w:t>
+      </w:r>
+      <m:oMath>
+        <m:r>
+          <m:rPr>
+            <m:sty m:val="p"/>
+          </m:rPr>
+          <m:t>→</m:t>
+        </m:r>
+      </m:oMath>
+      <w:r>
+        <w:t xml:space="preserve"> </w:t>
+      </w:r>
+      <w:r>
+        <w:t xml:space="preserve">perbandingan kualitatif dengan</w:t>
+      </w:r>
+      <w:r>
+        <w:t xml:space="preserve"> </w:t>
+      </w:r>
+      <w:r>
+        <w:t xml:space="preserve">label kondisi yang diobservasi tim PdM bersifat kualitatif.</w:t>
+      </w:r>
+    </w:p>
+    <w:p>
+      <w:pPr>
+        <w:pStyle w:val="Paragraf"/>
+      </w:pPr>
+    </w:p>
+    <w:bookmarkEnd w:id="40"/>
+    <w:bookmarkEnd w:id="41"/>
+    <w:bookmarkStart w:id="42" w:name="lamp:skf_temuan"/>
+    <w:p>
+      <w:pPr>
+        <w:pStyle w:val="Lampiransub1"/>
+      </w:pPr>
+      <w:r>
+        <w:t xml:space="preserve">D.4 </w:t>
+      </w:r>
+      <w:r>
+        <w:t xml:space="preserve">Temuan Kualitatif</w:t>
+      </w:r>
+    </w:p>
+    <w:p>
+      <w:pPr>
+        <w:pStyle w:val="Paragraf"/>
+      </w:pPr>
+    </w:p>
+    <w:p>
+      <w:pPr>
+        <w:pStyle w:val="Paragraf"/>
+      </w:pPr>
+      <w:r>
+        <w:t xml:space="preserve">Dari</w:t>
+      </w:r>
+      <w:r>
+        <w:t xml:space="preserve"> </w:t>
+      </w:r>
+      <w:r>
+        <w:rPr>
+          <w:i/>
+          <w:iCs/>
+        </w:rPr>
+        <w:t xml:space="preserve">N</w:t>
+      </w:r>
+      <w:r>
+        <w:t xml:space="preserve"> rekaman yang tersedia, model SVM-RBF berhasil</w:t>
+      </w:r>
+      <w:r>
+        <w:t xml:space="preserve"> </w:t>
+      </w:r>
+      <w:r>
+        <w:t xml:space="preserve">mengidentifikasi label kondisi yang konsisten dengan observasi tim</w:t>
+      </w:r>
+      <w:r>
+        <w:t xml:space="preserve"> </w:t>
+      </w:r>
+      <w:r>
+        <w:t xml:space="preserve">PdM pada rekaman-rekaman yang dikategorikan sebagai</w:t>
+      </w:r>
+      <w:r>
+        <w:t xml:space="preserve"> </w:t>
+      </w:r>
+      <w:r>
+        <w:rPr>
+          <w:i/>
+          <w:iCs/>
+        </w:rPr>
+        <w:t xml:space="preserve">normal</w:t>
+      </w:r>
+      <w:r>
+        <w:t xml:space="preserve"> </w:t>
+      </w:r>
+      <w:r>
+        <w:t xml:space="preserve">dan rekaman yang menunjukkan tanda-tanda keausan dini (</w:t>
+      </w:r>
+      <w:r>
+        <w:rPr>
+          <w:i/>
+          <w:iCs/>
+        </w:rPr>
+        <w:t xml:space="preserve">early</w:t>
+      </w:r>
+      <w:r>
+        <w:rPr>
+          <w:i/>
+          <w:iCs/>
+        </w:rPr>
+        <w:t xml:space="preserve"> </w:t>
+      </w:r>
+      <w:r>
+        <w:rPr>
+          <w:i/>
+          <w:iCs/>
+        </w:rPr>
+        <w:t xml:space="preserve">wear</w:t>
+      </w:r>
+      <w:r>
+        <w:t xml:space="preserve">). Rekaman pada kondisi kritis menunjukkan atribusi fitur</w:t>
+      </w:r>
+      <w:r>
+        <w:t xml:space="preserve"> </w:t>
+      </w:r>
+      <w:r>
+        <w:t xml:space="preserve">yang berkonsentrasi pada energi pita BPFO dan kurtosis, konsisten</w:t>
+      </w:r>
+      <w:r>
+        <w:t xml:space="preserve"> </w:t>
+      </w:r>
+      <w:r>
+        <w:t xml:space="preserve">dengan temuan Bab IV Subbab IV.7.1.</w:t>
+      </w:r>
+    </w:p>
+    <w:p>
+      <w:pPr>
+        <w:pStyle w:val="Paragraf"/>
+      </w:pPr>
+    </w:p>
+    <w:p>
+      <w:pPr>
+        <w:pStyle w:val="Paragraf"/>
+      </w:pPr>
+      <w:r>
+        <w:t xml:space="preserve">Perlu ditekankan bahwa temuan ini bersifat kualitatif dan tidak</w:t>
+      </w:r>
+      <w:r>
+        <w:t xml:space="preserve"> </w:t>
+      </w:r>
+      <w:r>
+        <w:t xml:space="preserve">mendukung klaim kuantitatif mengenai akurasi lintas mesin. Perbedaan</w:t>
+      </w:r>
+      <w:r>
+        <w:t xml:space="preserve"> </w:t>
+      </w:r>
+      <w:r>
+        <w:t xml:space="preserve">antara kondisi</w:t>
+      </w:r>
+      <w:r>
+        <w:t xml:space="preserve"> </w:t>
+      </w:r>
+      <w:r>
+        <w:rPr>
+          <w:i/>
+          <w:iCs/>
+        </w:rPr>
+        <w:t xml:space="preserve">seeded fault</w:t>
+      </w:r>
+      <w:r>
+        <w:t xml:space="preserve"> </w:t>
+      </w:r>
+      <w:r>
+        <w:t xml:space="preserve">CWRU dan keausan natural pada OR1/OR2</w:t>
+      </w:r>
+      <w:r>
+        <w:t xml:space="preserve"> </w:t>
+      </w:r>
+      <w:r>
+        <w:t xml:space="preserve">menjadi faktor pembatas yang tidak dapat diabaikan. Studi perbandingan</w:t>
+      </w:r>
+      <w:r>
+        <w:t xml:space="preserve"> </w:t>
+      </w:r>
+      <w:r>
+        <w:t xml:space="preserve">formal memerlukan pengumpulan data berlabel dalam volume yang memadai</w:t>
+      </w:r>
+      <w:r>
+        <w:t xml:space="preserve"> </w:t>
+      </w:r>
+      <w:r>
+        <w:t xml:space="preserve">(lihat Subbab D.5).</w:t>
+      </w:r>
+    </w:p>
+    <w:p>
+      <w:pPr>
+        <w:pStyle w:val="Paragraf"/>
+      </w:pPr>
+    </w:p>
+    <w:bookmarkEnd w:id="42"/>
+    <w:bookmarkStart w:id="67" w:name="lamp:skf_prognostik"/>
+    <w:p>
+      <w:pPr>
+        <w:pStyle w:val="Lampiransub1"/>
+      </w:pPr>
+      <w:r>
+        <w:t xml:space="preserve">D.5 </w:t>
+      </w:r>
+      <w:r>
+        <w:t xml:space="preserve">Validasi Prognostik Streaming: Inferensi RUL Real-Time pada Kanal OR-1</w:t>
+      </w:r>
+    </w:p>
+    <w:p>
+      <w:pPr>
+        <w:pStyle w:val="Paragraf"/>
+      </w:pPr>
+    </w:p>
+    <w:p>
+      <w:pPr>
+        <w:pStyle w:val="Paragraf"/>
+      </w:pPr>
+      <w:r>
+        <w:t xml:space="preserve">Sebagai pelengkap</w:t>
+      </w:r>
+      <w:r>
+        <w:t xml:space="preserve"> </w:t>
+      </w:r>
+      <w:r>
+        <w:rPr>
+          <w:i/>
+          <w:iCs/>
+        </w:rPr>
+        <w:t xml:space="preserve">sanity check</w:t>
+      </w:r>
+      <w:r>
+        <w:t xml:space="preserve"> </w:t>
+      </w:r>
+      <w:r>
+        <w:t xml:space="preserve">diagnostik pada Subbab D.4,</w:t>
+      </w:r>
+      <w:r>
+        <w:t xml:space="preserve"> </w:t>
+      </w:r>
+      <w:r>
+        <w:t xml:space="preserve">bagian ini mendokumentasikan penerapan model prognostik Mamba-xLSTM-Net</w:t>
+      </w:r>
+      <w:r>
+        <w:t xml:space="preserve"> </w:t>
+      </w:r>
+      <w:r>
+        <w:t xml:space="preserve">(Bab V) pada rekaman lapangan PT SKF Indonesia melalui sebuah</w:t>
+      </w:r>
+      <w:r>
+        <w:t xml:space="preserve"> </w:t>
+      </w:r>
+      <w:r>
+        <w:t xml:space="preserve">mesin inferensi</w:t>
+      </w:r>
+      <w:r>
+        <w:t xml:space="preserve"> </w:t>
+      </w:r>
+      <w:r>
+        <w:rPr>
+          <w:i/>
+          <w:iCs/>
+        </w:rPr>
+        <w:t xml:space="preserve">streaming</w:t>
+      </w:r>
+      <w:r>
+        <w:t xml:space="preserve">. Model yang digunakan adalah</w:t>
+      </w:r>
+      <w:r>
+        <w:t xml:space="preserve"> </w:t>
+      </w:r>
+      <w:r>
+        <w:rPr>
+          <w:i/>
+          <w:iCs/>
+        </w:rPr>
+        <w:t xml:space="preserve">checkpoint</w:t>
+      </w:r>
+      <w:r>
+        <w:t xml:space="preserve"> </w:t>
+      </w:r>
+      <w:r>
+        <w:t xml:space="preserve">terbaik hasil pelatihan pada PHM2012 (Subbab V.5), tanpa</w:t>
+      </w:r>
+      <w:r>
+        <w:t xml:space="preserve"> </w:t>
+      </w:r>
+      <w:r>
+        <w:t xml:space="preserve">pelatihan ulang pada data SKF. Pendekatan ini bersifat</w:t>
+      </w:r>
+      <w:r>
+        <w:t xml:space="preserve"> </w:t>
+      </w:r>
+      <w:r>
+        <w:rPr>
+          <w:i/>
+          <w:iCs/>
+        </w:rPr>
+        <w:t xml:space="preserve">transfer demo</w:t>
+      </w:r>
+      <w:r>
+        <w:t xml:space="preserve">:</w:t>
+      </w:r>
+      <w:r>
+        <w:t xml:space="preserve"> </w:t>
+      </w:r>
+      <w:r>
+        <w:t xml:space="preserve">tujuannya memperlihatkan perilaku prediksi RUL terhadap lintasan degradasi</w:t>
+      </w:r>
+      <w:r>
+        <w:t xml:space="preserve"> </w:t>
+      </w:r>
+      <w:r>
+        <w:t xml:space="preserve">nyata, bukan mengklaim akurasi prognostik lintas mesin secara kuantitatif.</w:t>
+      </w:r>
+      <w:r>
+        <w:t xml:space="preserve"> </w:t>
+      </w:r>
+      <w:r>
+        <w:t xml:space="preserve">Hasil yang dilaporkan di sini mencakup dua kanal pemantauan pada mesin</w:t>
+      </w:r>
+      <w:r>
+        <w:t xml:space="preserve"> </w:t>
+      </w:r>
+      <w:r>
+        <w:t xml:space="preserve">penggerindaan OR-1, yaitu Channel 1-01 sisi non-penggerak (</w:t>
+      </w:r>
+      <w:r>
+        <w:rPr>
+          <w:i/>
+          <w:iCs/>
+        </w:rPr>
+        <w:t xml:space="preserve">non-drive end</w:t>
+      </w:r>
+      <w:r>
+        <w:t xml:space="preserve">,</w:t>
+      </w:r>
+      <w:r>
+        <w:t xml:space="preserve"> </w:t>
+      </w:r>
+      <w:r>
+        <w:t xml:space="preserve">NDE) dan Channel 3-02 sisi penggerak (</w:t>
+      </w:r>
+      <w:r>
+        <w:rPr>
+          <w:i/>
+          <w:iCs/>
+        </w:rPr>
+        <w:t xml:space="preserve">drive end</w:t>
+      </w:r>
+      <w:r>
+        <w:t xml:space="preserve">, DE); kanal lain akan</w:t>
+      </w:r>
+      <w:r>
+        <w:t xml:space="preserve"> </w:t>
+      </w:r>
+      <w:r>
+        <w:t xml:space="preserve">ditambahkan pada revisi berikutnya.</w:t>
+      </w:r>
+    </w:p>
+    <w:p>
+      <w:pPr>
+        <w:pStyle w:val="Paragraf"/>
+      </w:pPr>
+    </w:p>
+    <w:bookmarkStart w:id="44" w:name="alur-inferensi-dan-pengaturan-eksperimen"/>
+    <w:p>
+      <w:pPr>
+        <w:pStyle w:val="Lampiransub1"/>
+      </w:pPr>
+      <w:r>
+        <w:t xml:space="preserve">D.5.1 </w:t>
+      </w:r>
+      <w:r>
+        <w:t xml:space="preserve">Alur Inferensi dan Pengaturan Eksperimen</w:t>
+      </w:r>
+    </w:p>
+    <w:p>
+      <w:pPr>
+        <w:pStyle w:val="Paragraf"/>
+      </w:pPr>
+      <w:bookmarkStart w:id="43" w:name="lamp:skf_prognostik_setup"/>
       <w:bookmarkEnd w:id="43"/>
-      <w:r>
-        <w:t xml:space="preserve"> </w:t>
-      </w:r>
-      <w:r>
-        <w:t xml:space="preserve">Skema</w:t>
-      </w:r>
-      <w:r>
-        <w:t xml:space="preserve"> </w:t>
-      </w:r>
-      <w:r>
-        <w:rPr>
-          <w:i/>
-          <w:iCs/>
-        </w:rPr>
-        <w:t xml:space="preserve">sanity check</w:t>
-      </w:r>
-      <w:r>
-        <w:t xml:space="preserve"> </w:t>
-      </w:r>
-      <w:r>
-        <w:t xml:space="preserve">eksternal: model SVM-RBF terlatih</w:t>
-      </w:r>
-      <w:r>
-        <w:t xml:space="preserve"> </w:t>
-      </w:r>
-      <w:r>
-        <w:t xml:space="preserve">CWRU digunakan untuk inferensi pada subset data spindel</w:t>
-      </w:r>
-      <w:r>
-        <w:t xml:space="preserve"> </w:t>
-      </w:r>
-      <w:r>
-        <w:t xml:space="preserve">PT SKF Indonesia. Perbandingan dengan label kondisi yang</w:t>
-      </w:r>
-      <w:r>
-        <w:t xml:space="preserve"> </w:t>
-      </w:r>
-      <w:r>
-        <w:t xml:space="preserve">diobservasi tim PdM bersifat kualitatif.</w:t>
-      </w:r>
     </w:p>
     <w:p>
       <w:pPr>
         <w:pStyle w:val="Paragraf"/>
       </w:pPr>
-    </w:p>
-    <w:bookmarkEnd w:id="37"/>
-    <w:bookmarkEnd w:id="38"/>
-    <w:bookmarkStart w:id="39" w:name="lamp:skf_temuan"/>
+      <w:r>
+        <w:t xml:space="preserve">Berbeda dengan dataset</w:t>
+      </w:r>
+      <w:r>
+        <w:t xml:space="preserve"> </w:t>
+      </w:r>
+      <w:r>
+        <w:rPr>
+          <w:i/>
+          <w:iCs/>
+        </w:rPr>
+        <w:t xml:space="preserve">benchmark</w:t>
+      </w:r>
+      <w:r>
+        <w:t xml:space="preserve"> </w:t>
+      </w:r>
+      <w:r>
+        <w:t xml:space="preserve">yang menyediakan sinyal getaran mentah,</w:t>
+      </w:r>
+      <w:r>
+        <w:t xml:space="preserve"> </w:t>
+      </w:r>
+      <w:r>
+        <w:t xml:space="preserve">ekspor SKF Observer hanya memuat skalar tren</w:t>
+      </w:r>
+      <w:r>
+        <w:t xml:space="preserve"> </w:t>
+      </w:r>
+      <w:r>
+        <w:rPr>
+          <w:i/>
+          <w:iCs/>
+        </w:rPr>
+        <w:t xml:space="preserve">Overall</w:t>
+      </w:r>
+      <w:r>
+        <w:t xml:space="preserve"> </w:t>
+      </w:r>
+      <w:r>
+        <w:t xml:space="preserve">untuk tiga kuantitas:</w:t>
+      </w:r>
+      <w:r>
+        <w:t xml:space="preserve"> </w:t>
+      </w:r>
+      <w:r>
+        <w:t xml:space="preserve">percepatan (A), kecepatan (V), dan</w:t>
+      </w:r>
+      <w:r>
+        <w:t xml:space="preserve"> </w:t>
+      </w:r>
+      <w:r>
+        <w:rPr>
+          <w:i/>
+          <w:iCs/>
+        </w:rPr>
+        <w:t xml:space="preserve">envelope</w:t>
+      </w:r>
+      <w:r>
+        <w:t xml:space="preserve"> </w:t>
+      </w:r>
+      <w:r>
+        <w:t xml:space="preserve">(ENV). Karena pipeline HI 18-D</w:t>
+      </w:r>
+      <w:r>
+        <w:t xml:space="preserve"> </w:t>
+      </w:r>
+      <w:r>
+        <w:t xml:space="preserve">membutuhkan bentuk gelombang, setiap titik tren direkonstruksi menjadi</w:t>
+      </w:r>
+      <w:r>
+        <w:t xml:space="preserve"> </w:t>
+      </w:r>
+      <w:r>
+        <w:t xml:space="preserve">pseudo-</w:t>
+      </w:r>
+      <w:r>
+        <w:rPr>
+          <w:i/>
+          <w:iCs/>
+        </w:rPr>
+        <w:t xml:space="preserve">waveform</w:t>
+      </w:r>
+      <w:r>
+        <w:t xml:space="preserve"> </w:t>
+      </w:r>
+      <w:r>
+        <w:t xml:space="preserve">dua kanal: komponen sinusoidal pada frekuensi poros yang</w:t>
+      </w:r>
+      <w:r>
+        <w:t xml:space="preserve"> </w:t>
+      </w:r>
+      <w:r>
+        <w:t xml:space="preserve">amplitudonya mengikuti kecepatan, ditambah deret impuls cacat</w:t>
+      </w:r>
+      <w:r>
+        <w:t xml:space="preserve"> </w:t>
+      </w:r>
+      <w:r>
+        <w:rPr>
+          <w:i/>
+          <w:iCs/>
+        </w:rPr>
+        <w:t xml:space="preserve">bearing</w:t>
+      </w:r>
+      <w:r>
+        <w:t xml:space="preserve"> </w:t>
+      </w:r>
+      <w:r>
+        <w:t xml:space="preserve">yang</w:t>
+      </w:r>
+      <w:r>
+        <w:t xml:space="preserve"> </w:t>
+      </w:r>
+      <w:r>
+        <w:t xml:space="preserve">intensitasnya mengikuti nilai</w:t>
+      </w:r>
+      <w:r>
+        <w:t xml:space="preserve"> </w:t>
+      </w:r>
+      <w:r>
+        <w:rPr>
+          <w:i/>
+          <w:iCs/>
+        </w:rPr>
+        <w:t xml:space="preserve">envelope</w:t>
+      </w:r>
+      <w:r>
+        <w:t xml:space="preserve">, lalu diskalakan agar RMS-nya sama</w:t>
+      </w:r>
+      <w:r>
+        <w:t xml:space="preserve"> </w:t>
+      </w:r>
+      <w:r>
+        <w:t xml:space="preserve">dengan percepatan tren. Bentuk gelombang sintetis ini kemudian melewati pipeline</w:t>
+      </w:r>
+      <w:r>
+        <w:t xml:space="preserve"> </w:t>
+      </w:r>
+      <w:r>
+        <w:t xml:space="preserve">ekstraksi HI 18-D dan normalisasi yang identik dengan jalur prognostik Bab V.</w:t>
+      </w:r>
+    </w:p>
+    <w:p>
+      <w:pPr>
+        <w:pStyle w:val="Paragraf"/>
+      </w:pPr>
+    </w:p>
+    <w:p>
+      <w:pPr>
+        <w:pStyle w:val="Paragraf"/>
+      </w:pPr>
+      <w:r>
+        <w:t xml:space="preserve">Kedua kanal diinferensi dengan konfigurasi yang sama: jendela 64 akuisisi,</w:t>
+      </w:r>
+      <w:r>
+        <w:t xml:space="preserve"> </w:t>
+      </w:r>
+      <w:r>
+        <w:t xml:space="preserve">interval pengambilan satu jam, perangkat Apple Silicon (MPS), serta ambang</w:t>
+      </w:r>
+      <w:r>
+        <w:t xml:space="preserve"> </w:t>
+      </w:r>
+      <w:r>
+        <w:t xml:space="preserve">peringatan dan kritis berturut-turut 40% dan 20% dari fraksi RUL. Titik</w:t>
+      </w:r>
+      <w:r>
+        <w:t xml:space="preserve"> </w:t>
+      </w:r>
+      <w:r>
+        <w:t xml:space="preserve">akhir-hayat (</w:t>
+      </w:r>
+      <w:r>
+        <w:rPr>
+          <w:i/>
+          <w:iCs/>
+        </w:rPr>
+        <w:t xml:space="preserve">end-of-life</w:t>
+      </w:r>
+      <w:r>
+        <w:t xml:space="preserve">) setiap lintasan ditambatkan pada peristiwa</w:t>
+      </w:r>
+      <w:r>
+        <w:t xml:space="preserve"> </w:t>
+      </w:r>
+      <w:r>
+        <w:t xml:space="preserve">kegagalan lapangan, yaitu lonjakan</w:t>
+      </w:r>
+      <w:r>
+        <w:t xml:space="preserve"> </w:t>
+      </w:r>
+      <w:r>
+        <w:rPr>
+          <w:i/>
+          <w:iCs/>
+        </w:rPr>
+        <w:t xml:space="preserve">envelope</w:t>
+      </w:r>
+      <w:r>
+        <w:t xml:space="preserve"> </w:t>
+      </w:r>
+      <w:r>
+        <w:t xml:space="preserve">yang kemudian kolaps pada</w:t>
+      </w:r>
+      <w:r>
+        <w:t xml:space="preserve"> </w:t>
+      </w:r>
+      <w:r>
+        <w:t xml:space="preserve">akhir Agustus hingga awal September 2023; baseline pasca-perbaikan disegmentasi</w:t>
+      </w:r>
+      <w:r>
+        <w:t xml:space="preserve"> </w:t>
+      </w:r>
+      <w:r>
+        <w:t xml:space="preserve">keluar dari lintasan</w:t>
+      </w:r>
+      <w:r>
+        <w:t xml:space="preserve"> </w:t>
+      </w:r>
+      <w:r>
+        <w:rPr>
+          <w:i/>
+          <w:iCs/>
+        </w:rPr>
+        <w:t xml:space="preserve">run-to-failure</w:t>
+      </w:r>
+      <w:r>
+        <w:t xml:space="preserve">. Dengan demikian, perbedaan perilaku</w:t>
+      </w:r>
+      <w:r>
+        <w:t xml:space="preserve"> </w:t>
+      </w:r>
+      <w:r>
+        <w:t xml:space="preserve">prediksi antar-kanal dapat ditafsirkan tanpa perlu memperhitungkan perbedaan</w:t>
+      </w:r>
+      <w:r>
+        <w:t xml:space="preserve"> </w:t>
+      </w:r>
+      <w:r>
+        <w:t xml:space="preserve">pengaturan.</w:t>
+      </w:r>
+    </w:p>
+    <w:p>
+      <w:pPr>
+        <w:pStyle w:val="Paragraf"/>
+      </w:pPr>
+    </w:p>
+    <w:p>
+      <w:pPr>
+        <w:pStyle w:val="Paragraf"/>
+      </w:pPr>
+      <w:r>
+        <w:t xml:space="preserve">Seluruh gambar pada subbab ini merupakan tangkapan layar dari sebuah</w:t>
+      </w:r>
+      <w:r>
+        <w:t xml:space="preserve"> </w:t>
+      </w:r>
+      <w:r>
+        <w:rPr>
+          <w:i/>
+          <w:iCs/>
+        </w:rPr>
+        <w:t xml:space="preserve">inference engine</w:t>
+      </w:r>
+      <w:r>
+        <w:t xml:space="preserve"> </w:t>
+      </w:r>
+      <w:r>
+        <w:t xml:space="preserve">yang dikembangkan khusus dalam penelitian ini untuk</w:t>
+      </w:r>
+      <w:r>
+        <w:t xml:space="preserve"> </w:t>
+      </w:r>
+      <w:r>
+        <w:t xml:space="preserve">memvisualisasikan aliran data (</w:t>
+      </w:r>
+      <w:r>
+        <w:rPr>
+          <w:i/>
+          <w:iCs/>
+        </w:rPr>
+        <w:t xml:space="preserve">data stream</w:t>
+      </w:r>
+      <w:r>
+        <w:t xml:space="preserve">) dari dataset</w:t>
+      </w:r>
+      <w:r>
+        <w:t xml:space="preserve"> </w:t>
+      </w:r>
+      <w:r>
+        <w:rPr>
+          <w:i/>
+          <w:iCs/>
+        </w:rPr>
+        <w:t xml:space="preserve">bearing</w:t>
+      </w:r>
+      <w:r>
+        <w:t xml:space="preserve"> </w:t>
+      </w:r>
+      <w:r>
+        <w:t xml:space="preserve">secara waktu nyata. Perangkat tersebut berbentuk aplikasi web yang menjalankan</w:t>
+      </w:r>
+      <w:r>
+        <w:t xml:space="preserve"> </w:t>
+      </w:r>
+      <w:r>
+        <w:t xml:space="preserve">model Mamba-xLSTM-Net di sisi peladen melalui protokol WebSocket: pada setiap</w:t>
+      </w:r>
+      <w:r>
+        <w:t xml:space="preserve"> </w:t>
+      </w:r>
+      <w:r>
+        <w:t xml:space="preserve">akuisisi, aliran sinyal diubah menjadi fitur HI, dimasukkan ke model, lalu</w:t>
+      </w:r>
+      <w:r>
+        <w:t xml:space="preserve"> </w:t>
+      </w:r>
+      <w:r>
+        <w:t xml:space="preserve">prediksi RUL, status kondisi, gerbang fusi, dan atribusi fitur ditampilkan</w:t>
+      </w:r>
+      <w:r>
+        <w:t xml:space="preserve"> </w:t>
+      </w:r>
+      <w:r>
+        <w:t xml:space="preserve">secara langsung pada panel-panel dasbor. Mesin inferensi yang sama digunakan</w:t>
+      </w:r>
+      <w:r>
+        <w:t xml:space="preserve"> </w:t>
+      </w:r>
+      <w:r>
+        <w:t xml:space="preserve">untuk ketiga dataset (PHM2012, XJTU-SY, dan rekaman lapangan PT SKF Indonesia),</w:t>
+      </w:r>
+      <w:r>
+        <w:t xml:space="preserve"> </w:t>
+      </w:r>
+      <w:r>
+        <w:t xml:space="preserve">sehingga tampilan dan metrik yang dilaporkan antar-dataset bersifat konsisten.</w:t>
+      </w:r>
+      <w:r>
+        <w:t xml:space="preserve"> </w:t>
+      </w:r>
+      <w:r>
+        <w:t xml:space="preserve">Dengan kata lain, gambar-gambar berikut bukan grafik statis hasil pascaproses,</w:t>
+      </w:r>
+      <w:r>
+        <w:t xml:space="preserve"> </w:t>
+      </w:r>
+      <w:r>
+        <w:t xml:space="preserve">melainkan rekaman keadaan dasbor pada akuisisi terakhir setiap lintasan.</w:t>
+      </w:r>
+    </w:p>
+    <w:p>
+      <w:pPr>
+        <w:pStyle w:val="Paragraf"/>
+      </w:pPr>
+    </w:p>
+    <w:bookmarkEnd w:id="44"/>
+    <w:bookmarkStart w:id="54" w:name="X3a9328c3371085a74c245af56aa98afaa1b8d19"/>
     <w:p>
       <w:pPr>
         <w:pStyle w:val="Lampiransub1"/>
       </w:pPr>
       <w:r>
-        <w:t xml:space="preserve">D.4 </w:t>
-      </w:r>
-      <w:r>
-        <w:t xml:space="preserve">Temuan Kualitatif</w:t>
+        <w:t xml:space="preserve">D.5.2 </w:t>
+      </w:r>
+      <w:r>
+        <w:t xml:space="preserve">Kanal Channel 1-01 OR-1 NDE (Sisi Non-Penggerak)</w:t>
       </w:r>
     </w:p>
     <w:p>
       <w:pPr>
         <w:pStyle w:val="Paragraf"/>
       </w:pPr>
+      <w:bookmarkStart w:id="45" w:name="lamp:skf_prognostik_ch1"/>
+      <w:bookmarkEnd w:id="45"/>
     </w:p>
     <w:p>
       <w:pPr>
         <w:pStyle w:val="Paragraf"/>
       </w:pPr>
       <w:r>
-        <w:t xml:space="preserve">Dari</w:t>
-      </w:r>
-      <w:r>
-        <w:t xml:space="preserve"> </w:t>
-      </w:r>
-      <w:r>
-        <w:rPr>
-          <w:i/>
-          <w:iCs/>
-        </w:rPr>
-        <w:t xml:space="preserve">N</w:t>
-      </w:r>
-      <w:r>
-        <w:t xml:space="preserve"> rekaman yang tersedia, model SVM-RBF berhasil</w:t>
-      </w:r>
-      <w:r>
-        <w:t xml:space="preserve"> </w:t>
-      </w:r>
-      <w:r>
-        <w:t xml:space="preserve">mengidentifikasi label kondisi yang konsisten dengan observasi tim</w:t>
-      </w:r>
-      <w:r>
-        <w:t xml:space="preserve"> </w:t>
-      </w:r>
-      <w:r>
-        <w:t xml:space="preserve">PdM pada rekaman-rekaman yang dikategorikan sebagai</w:t>
-      </w:r>
-      <w:r>
-        <w:t xml:space="preserve"> </w:t>
-      </w:r>
-      <w:r>
-        <w:rPr>
-          <w:i/>
-          <w:iCs/>
-        </w:rPr>
-        <w:t xml:space="preserve">normal</w:t>
-      </w:r>
-      <w:r>
-        <w:t xml:space="preserve"> </w:t>
-      </w:r>
-      <w:r>
-        <w:t xml:space="preserve">dan rekaman yang menunjukkan tanda-tanda keausan dini (</w:t>
-      </w:r>
-      <w:r>
-        <w:rPr>
-          <w:i/>
-          <w:iCs/>
-        </w:rPr>
-        <w:t xml:space="preserve">early</w:t>
-      </w:r>
-      <w:r>
-        <w:rPr>
-          <w:i/>
-          <w:iCs/>
-        </w:rPr>
-        <w:t xml:space="preserve"> </w:t>
-      </w:r>
-      <w:r>
-        <w:rPr>
-          <w:i/>
-          <w:iCs/>
-        </w:rPr>
-        <w:t xml:space="preserve">wear</w:t>
-      </w:r>
-      <w:r>
-        <w:t xml:space="preserve">). Rekaman pada kondisi kritis menunjukkan atribusi fitur</w:t>
-      </w:r>
-      <w:r>
-        <w:t xml:space="preserve"> </w:t>
-      </w:r>
-      <w:r>
-        <w:t xml:space="preserve">yang berkonsentrasi pada energi pita BPFO dan kurtosis, konsisten</w:t>
-      </w:r>
-      <w:r>
-        <w:t xml:space="preserve"> </w:t>
-      </w:r>
-      <w:r>
-        <w:t xml:space="preserve">dengan temuan Bab IV Subbab IV.7.1.</w:t>
+        <w:t xml:space="preserve">Lintasan kanal NDE terdiri atas 158 akuisisi, mencakup rentang waktu sekitar</w:t>
+      </w:r>
+      <w:r>
+        <w:t xml:space="preserve"> </w:t>
+      </w:r>
+      <w:r>
+        <w:t xml:space="preserve">enam hari 13 jam pemantauan. Sepanjang lintasan, fraksi RUL terprediksi menurun</w:t>
+      </w:r>
+      <w:r>
+        <w:t xml:space="preserve"> </w:t>
+      </w:r>
+      <w:r>
+        <w:t xml:space="preserve">secara monoton seiring memburuknya indikator kesehatan, dengan penurunan tajam</w:t>
+      </w:r>
+      <w:r>
+        <w:t xml:space="preserve"> </w:t>
+      </w:r>
+      <w:r>
+        <w:t xml:space="preserve">menjelang akhir lintasan yang bersesuaian dengan kolaps amplitudo</w:t>
+      </w:r>
+      <w:r>
+        <w:t xml:space="preserve"> </w:t>
+      </w:r>
+      <w:r>
+        <w:rPr>
+          <w:i/>
+          <w:iCs/>
+        </w:rPr>
+        <w:t xml:space="preserve">envelope</w:t>
+      </w:r>
+      <w:r>
+        <w:t xml:space="preserve">.</w:t>
+      </w:r>
+      <w:r>
+        <w:t xml:space="preserve"> </w:t>
+      </w:r>
+      <w:r>
+        <w:t xml:space="preserve">Pada akuisisi terakhir, fraksi RUL terprediksi turun ke 10,3%, melintasi ambang</w:t>
+      </w:r>
+      <w:r>
+        <w:t xml:space="preserve"> </w:t>
+      </w:r>
+      <w:r>
+        <w:t xml:space="preserve">kritis 20%, sehingga status kondisi berpindah ke</w:t>
+      </w:r>
+      <w:r>
+        <w:t xml:space="preserve"> </w:t>
+      </w:r>
+      <w:r>
+        <w:rPr>
+          <w:i/>
+          <w:iCs/>
+        </w:rPr>
+        <w:t xml:space="preserve">Critical</w:t>
+      </w:r>
+      <w:r>
+        <w:t xml:space="preserve">. Sisa umur</w:t>
+      </w:r>
+      <w:r>
+        <w:t xml:space="preserve"> </w:t>
+      </w:r>
+      <w:r>
+        <w:t xml:space="preserve">pakai yang diturunkan dari prediksi tinggal sekitar 34 menit, sedangkan sisa umur</w:t>
+      </w:r>
+      <w:r>
+        <w:t xml:space="preserve"> </w:t>
+      </w:r>
+      <w:r>
+        <w:t xml:space="preserve">pakai sebenarnya berdasarkan tambatan kegagalan lapangan adalah nol detik. Waktu</w:t>
+      </w:r>
+      <w:r>
+        <w:t xml:space="preserve"> </w:t>
+      </w:r>
+      <w:r>
+        <w:t xml:space="preserve">akhir-hayat terprediksi jatuh pada 31 Agustus 2023 pukul 07.34, konsisten dengan</w:t>
+      </w:r>
+      <w:r>
+        <w:t xml:space="preserve"> </w:t>
+      </w:r>
+      <w:r>
+        <w:t xml:space="preserve">tanggal peristiwa kegagalan yang diamati di lapangan.</w:t>
+      </w:r>
+      <w:r>
+        <w:t xml:space="preserve"> </w:t>
+      </w:r>
+      <w:r>
+        <w:t xml:space="preserve">Gambar </w:t>
+      </w:r>
+      <w:fldSimple w:instr=" REF fig_lampD_skf_ch1_dashboard \h ">
+        <w:r>
+          <w:t xml:space="preserve">D.2</w:t>
+        </w:r>
+      </w:fldSimple>
+      <w:r>
+        <w:t xml:space="preserve"> menampilkan panel utama mesin inferensi</w:t>
+      </w:r>
+      <w:r>
+        <w:t xml:space="preserve"> </w:t>
+      </w:r>
+      <w:r>
+        <w:t xml:space="preserve">pada akuisisi terakhir lintasan.</w:t>
       </w:r>
     </w:p>
     <w:p>
@@ -1524,73 +2231,2802 @@
         <w:pStyle w:val="Paragraf"/>
       </w:pPr>
     </w:p>
+    <w:bookmarkStart w:id="49" w:name="fig:lampD_skf_ch1_dashboard"/>
+    <w:p>
+      <w:pPr>
+        <w:pStyle w:val="Gambar"/>
+      </w:pPr>
+      <w:r>
+        <w:drawing>
+          <wp:inline>
+            <wp:extent cx="5037455" cy="2853245"/>
+            <wp:effectExtent b="0" l="0" r="0" t="0"/>
+            <wp:docPr descr="" title="" id="47" name="Picture"/>
+            <a:graphic>
+              <a:graphicData uri="http://schemas.openxmlformats.org/drawingml/2006/picture">
+                <pic:pic>
+                  <pic:nvPicPr>
+                    <pic:cNvPr descr="assets/figures/lampD/skf_ch1_dashboard.png" id="48" name="Picture"/>
+                    <pic:cNvPicPr>
+                      <a:picLocks noChangeArrowheads="1" noChangeAspect="1"/>
+                    </pic:cNvPicPr>
+                  </pic:nvPicPr>
+                  <pic:blipFill>
+                    <a:blip r:embed="rId46"/>
+                    <a:stretch>
+                      <a:fillRect/>
+                    </a:stretch>
+                  </pic:blipFill>
+                  <pic:spPr bwMode="auto">
+                    <a:xfrm>
+                      <a:off x="0" y="0"/>
+                      <a:ext cx="5037455" cy="2853245"/>
+                    </a:xfrm>
+                    <a:prstGeom prst="rect">
+                      <a:avLst/>
+                    </a:prstGeom>
+                    <a:noFill/>
+                    <a:ln w="9525">
+                      <a:noFill/>
+                      <a:headEnd/>
+                      <a:tailEnd/>
+                    </a:ln>
+                  </pic:spPr>
+                </pic:pic>
+              </a:graphicData>
+            </a:graphic>
+          </wp:inline>
+        </w:drawing>
+      </w:r>
+    </w:p>
+    <w:p>
+      <w:pPr>
+        <w:pStyle w:val="JudulGambar"/>
+      </w:pPr>
+      <w:r>
+        <w:t xml:space="preserve">Gambar </w:t>
+      </w:r>
+      <w:bookmarkStart w:id="90" w:name="fig_lampD_skf_ch1_dashboard"/>
+      <w:r>
+        <w:t xml:space="preserve">D.</w:t>
+      </w:r>
+      <w:fldSimple w:instr=" SEQ GambarLampD \* ARABIC ">
+        <w:r>
+          <w:t xml:space="preserve">2</w:t>
+        </w:r>
+      </w:fldSimple>
+      <w:bookmarkEnd w:id="90"/>
+      <w:r>
+        <w:t xml:space="preserve"> </w:t>
+      </w:r>
+      <w:r>
+        <w:t xml:space="preserve"/>
+      </w:r>
+      <w:r>
+        <w:t xml:space="preserve">Panel inferensi RUL</w:t>
+      </w:r>
+      <w:r>
+        <w:t xml:space="preserve"> </w:t>
+      </w:r>
+      <w:r>
+        <w:rPr>
+          <w:i/>
+          <w:iCs/>
+        </w:rPr>
+        <w:t xml:space="preserve">streaming</w:t>
+      </w:r>
+      <w:r>
+        <w:t xml:space="preserve"> </w:t>
+      </w:r>
+      <w:r>
+        <w:t xml:space="preserve">untuk kanal Channel 1-01 OR-1 NDE</w:t>
+      </w:r>
+      <w:r>
+        <w:t xml:space="preserve"> </w:t>
+      </w:r>
+      <w:r>
+        <w:t xml:space="preserve">PT SKF Indonesia pada akuisisi terakhir: kontrol akuisisi, gerbang fusi</w:t>
+      </w:r>
+      <w:r>
+        <w:t xml:space="preserve"> </w:t>
+      </w:r>
+      <w:r>
+        <w:t xml:space="preserve">xLSTM/Mamba dan penggerak utama, sisa umur pakai terprediksi, serta</w:t>
+      </w:r>
+      <w:r>
+        <w:t xml:space="preserve"> </w:t>
+      </w:r>
+      <w:r>
+        <w:t xml:space="preserve">kurva RUL terprediksi terhadap kebenaran dasar. Dihasilkan oleh mesin</w:t>
+      </w:r>
+      <w:r>
+        <w:t xml:space="preserve"> </w:t>
+      </w:r>
+      <w:r>
+        <w:t xml:space="preserve">inferensi</w:t>
+      </w:r>
+      <w:r>
+        <w:t xml:space="preserve"> </w:t>
+      </w:r>
+      <w:r>
+        <w:rPr>
+          <w:i/>
+          <w:iCs/>
+        </w:rPr>
+        <w:t xml:space="preserve">streaming</w:t>
+      </w:r>
+      <w:r>
+        <w:t xml:space="preserve"> </w:t>
+      </w:r>
+      <w:r>
+        <w:t xml:space="preserve">Mamba-xLSTM-Net (</w:t>
+      </w:r>
+      <w:r>
+        <w:rPr>
+          <w:i/>
+          <w:iCs/>
+        </w:rPr>
+        <w:t xml:space="preserve">transfer demo</w:t>
+      </w:r>
+      <w:r>
+        <w:t xml:space="preserve"> </w:t>
+      </w:r>
+      <w:r>
+        <w:t xml:space="preserve">dari</w:t>
+      </w:r>
+      <w:r>
+        <w:t xml:space="preserve"> </w:t>
+      </w:r>
+      <w:r>
+        <w:t xml:space="preserve">model terlatih PHM2012)</w:t>
+      </w:r>
+    </w:p>
     <w:p>
       <w:pPr>
         <w:pStyle w:val="Paragraf"/>
       </w:pPr>
-      <w:r>
-        <w:t xml:space="preserve">Perlu ditekankan bahwa temuan ini bersifat kualitatif dan tidak</w:t>
-      </w:r>
-      <w:r>
-        <w:t xml:space="preserve"> </w:t>
-      </w:r>
-      <w:r>
-        <w:t xml:space="preserve">mendukung klaim kuantitatif mengenai akurasi lintas mesin. Perbedaan</w:t>
-      </w:r>
-      <w:r>
-        <w:t xml:space="preserve"> </w:t>
-      </w:r>
-      <w:r>
-        <w:t xml:space="preserve">antara kondisi</w:t>
-      </w:r>
-      <w:r>
-        <w:t xml:space="preserve"> </w:t>
-      </w:r>
-      <w:r>
-        <w:rPr>
-          <w:i/>
-          <w:iCs/>
-        </w:rPr>
-        <w:t xml:space="preserve">seeded fault</w:t>
-      </w:r>
-      <w:r>
-        <w:t xml:space="preserve"> </w:t>
-      </w:r>
-      <w:r>
-        <w:t xml:space="preserve">CWRU dan keausan natural pada OR1/OR2</w:t>
-      </w:r>
-      <w:r>
-        <w:t xml:space="preserve"> </w:t>
-      </w:r>
-      <w:r>
-        <w:t xml:space="preserve">menjadi faktor pembatas yang tidak dapat diabaikan. Studi perbandingan</w:t>
-      </w:r>
-      <w:r>
-        <w:t xml:space="preserve"> </w:t>
-      </w:r>
-      <w:r>
-        <w:t xml:space="preserve">formal memerlukan pengumpulan data berlabel dalam volume yang memadai</w:t>
-      </w:r>
-      <w:r>
-        <w:t xml:space="preserve"> </w:t>
-      </w:r>
-      <w:r>
-        <w:t xml:space="preserve">(lihat Subbab D.5).</w:t>
-      </w:r>
-    </w:p>
+    </w:p>
+    <w:bookmarkEnd w:id="49"/>
     <w:p>
       <w:pPr>
         <w:pStyle w:val="Paragraf"/>
       </w:pPr>
-    </w:p>
-    <w:bookmarkEnd w:id="39"/>
-    <w:bookmarkStart w:id="41" w:name="lamp:skf_roadmap"/>
+      <w:r>
+        <w:t xml:space="preserve">Pada kanal NDE, gerbang fusi terpelajar membagi kontribusi hampir merata antara</w:t>
+      </w:r>
+      <w:r>
+        <w:t xml:space="preserve"> </w:t>
+      </w:r>
+      <w:r>
+        <w:t xml:space="preserve">cabang xLSTM dan cabang Mamba (sekitar 50% berbanding 50%), menandakan kedua</w:t>
+      </w:r>
+      <w:r>
+        <w:t xml:space="preserve"> </w:t>
+      </w:r>
+      <w:r>
+        <w:t xml:space="preserve">cabang sama-sama berperan. Atribusi penggerak langsung</w:t>
+      </w:r>
+      <w:r>
+        <w:t xml:space="preserve"> </w:t>
+      </w:r>
+      <w:r>
+        <w:t xml:space="preserve">(</w:t>
+      </w:r>
+      <w:r>
+        <w:rPr>
+          <w:i/>
+          <w:iCs/>
+        </w:rPr>
+        <w:t xml:space="preserve">gradient</w:t>
+      </w:r>
+      <w:r>
+        <w:t xml:space="preserve"> × </w:t>
+      </w:r>
+      <w:r>
+        <w:rPr>
+          <w:i/>
+          <w:iCs/>
+        </w:rPr>
+        <w:t xml:space="preserve">input</w:t>
+      </w:r>
+      <w:r>
+        <w:t xml:space="preserve">) pada akuisisi terakhir didominasi oleh</w:t>
+      </w:r>
+      <w:r>
+        <w:t xml:space="preserve"> </w:t>
+      </w:r>
+      <w:r>
+        <w:t xml:space="preserve">fitur</w:t>
+      </w:r>
+      <w:r>
+        <w:t xml:space="preserve"> </w:t>
+      </w:r>
+      <w:r>
+        <w:rPr>
+          <w:i/>
+          <w:iCs/>
+        </w:rPr>
+        <w:t xml:space="preserve">skewness</w:t>
+      </w:r>
+      <w:r>
+        <w:t xml:space="preserve"> </w:t>
+      </w:r>
+      <w:r>
+        <w:t xml:space="preserve">kedua kanal (td_c1_skewness 26,5%; td_c0_skewness</w:t>
+      </w:r>
+      <w:r>
+        <w:t xml:space="preserve"> </w:t>
+      </w:r>
+      <w:r>
+        <w:t xml:space="preserve">17,7%) serta fitur</w:t>
+      </w:r>
+      <w:r>
+        <w:t xml:space="preserve"> </w:t>
+      </w:r>
+      <w:r>
+        <w:rPr>
+          <w:i/>
+          <w:iCs/>
+        </w:rPr>
+        <w:t xml:space="preserve">entropy</w:t>
+      </w:r>
+      <w:r>
+        <w:t xml:space="preserve"> </w:t>
+      </w:r>
+      <w:r>
+        <w:t xml:space="preserve">(13,1% dan 6,9%) dan</w:t>
+      </w:r>
+      <w:r>
+        <w:t xml:space="preserve"> </w:t>
+      </w:r>
+      <w:r>
+        <w:rPr>
+          <w:i/>
+          <w:iCs/>
+        </w:rPr>
+        <w:t xml:space="preserve">shape factor</w:t>
+      </w:r>
+      <w:r>
+        <w:t xml:space="preserve"> </w:t>
+      </w:r>
+      <w:r>
+        <w:t xml:space="preserve">(6,2%). Atribusi global Integrated Gradients sepanjang jendela, sebagaimana</w:t>
+      </w:r>
+      <w:r>
+        <w:t xml:space="preserve"> </w:t>
+      </w:r>
+      <w:r>
+        <w:t xml:space="preserve">Gambar </w:t>
+      </w:r>
+      <w:fldSimple w:instr=" REF fig_lampD_skf_ch1_analysis \h ">
+        <w:r>
+          <w:t xml:space="preserve">D.3</w:t>
+        </w:r>
+      </w:fldSimple>
+      <w:r>
+        <w:t xml:space="preserve">, menguatkan dominasi</w:t>
+      </w:r>
+      <w:r>
+        <w:t xml:space="preserve"> </w:t>
+      </w:r>
+      <w:r>
+        <w:rPr>
+          <w:i/>
+          <w:iCs/>
+        </w:rPr>
+        <w:t xml:space="preserve">skewness</w:t>
+      </w:r>
+      <w:r>
+        <w:t xml:space="preserve">,</w:t>
+      </w:r>
+      <w:r>
+        <w:t xml:space="preserve"> </w:t>
+      </w:r>
+      <w:r>
+        <w:t xml:space="preserve">energi pita frekuensi rendah, serta</w:t>
+      </w:r>
+      <w:r>
+        <w:t xml:space="preserve"> </w:t>
+      </w:r>
+      <w:r>
+        <w:rPr>
+          <w:i/>
+          <w:iCs/>
+        </w:rPr>
+        <w:t xml:space="preserve">peak</w:t>
+      </w:r>
+      <w:r>
+        <w:t xml:space="preserve"> </w:t>
+      </w:r>
+      <w:r>
+        <w:t xml:space="preserve">dan</w:t>
+      </w:r>
+      <w:r>
+        <w:t xml:space="preserve"> </w:t>
+      </w:r>
+      <w:r>
+        <w:rPr>
+          <w:i/>
+          <w:iCs/>
+        </w:rPr>
+        <w:t xml:space="preserve">entropy</w:t>
+      </w:r>
+      <w:r>
+        <w:t xml:space="preserve"> </w:t>
+      </w:r>
+      <w:r>
+        <w:t xml:space="preserve">sebagai</w:t>
+      </w:r>
+      <w:r>
+        <w:t xml:space="preserve"> </w:t>
+      </w:r>
+      <w:r>
+        <w:t xml:space="preserve">penyumbang utama prediksi. Panel indikator kesehatan mentah memperlihatkan</w:t>
+      </w:r>
+      <w:r>
+        <w:t xml:space="preserve"> </w:t>
+      </w:r>
+      <w:r>
+        <w:t xml:space="preserve">kenaikan RMS dan kurtosis pada fase degradasi, diikuti kolaps tajam pada saat</w:t>
+      </w:r>
+      <w:r>
+        <w:t xml:space="preserve"> </w:t>
+      </w:r>
+      <w:r>
+        <w:t xml:space="preserve">kegagalan.</w:t>
+      </w:r>
+    </w:p>
+    <w:p>
+      <w:pPr>
+        <w:pStyle w:val="Paragraf"/>
+      </w:pPr>
+    </w:p>
+    <w:bookmarkStart w:id="53" w:name="fig:lampD_skf_ch1_analysis"/>
+    <w:p>
+      <w:pPr>
+        <w:pStyle w:val="Gambar"/>
+      </w:pPr>
+      <w:r>
+        <w:drawing>
+          <wp:inline>
+            <wp:extent cx="5037455" cy="2641712"/>
+            <wp:effectExtent b="0" l="0" r="0" t="0"/>
+            <wp:docPr descr="" title="" id="51" name="Picture"/>
+            <a:graphic>
+              <a:graphicData uri="http://schemas.openxmlformats.org/drawingml/2006/picture">
+                <pic:pic>
+                  <pic:nvPicPr>
+                    <pic:cNvPr descr="assets/figures/lampD/skf_ch1_analysis.png" id="52" name="Picture"/>
+                    <pic:cNvPicPr>
+                      <a:picLocks noChangeArrowheads="1" noChangeAspect="1"/>
+                    </pic:cNvPicPr>
+                  </pic:nvPicPr>
+                  <pic:blipFill>
+                    <a:blip r:embed="rId50"/>
+                    <a:stretch>
+                      <a:fillRect/>
+                    </a:stretch>
+                  </pic:blipFill>
+                  <pic:spPr bwMode="auto">
+                    <a:xfrm>
+                      <a:off x="0" y="0"/>
+                      <a:ext cx="5037455" cy="2641712"/>
+                    </a:xfrm>
+                    <a:prstGeom prst="rect">
+                      <a:avLst/>
+                    </a:prstGeom>
+                    <a:noFill/>
+                    <a:ln w="9525">
+                      <a:noFill/>
+                      <a:headEnd/>
+                      <a:tailEnd/>
+                    </a:ln>
+                  </pic:spPr>
+                </pic:pic>
+              </a:graphicData>
+            </a:graphic>
+          </wp:inline>
+        </w:drawing>
+      </w:r>
+    </w:p>
+    <w:p>
+      <w:pPr>
+        <w:pStyle w:val="JudulGambar"/>
+      </w:pPr>
+      <w:r>
+        <w:t xml:space="preserve">Gambar </w:t>
+      </w:r>
+      <w:bookmarkStart w:id="91" w:name="fig_lampD_skf_ch1_analysis"/>
+      <w:r>
+        <w:t xml:space="preserve">D.</w:t>
+      </w:r>
+      <w:fldSimple w:instr=" SEQ GambarLampD \* ARABIC ">
+        <w:r>
+          <w:t xml:space="preserve">3</w:t>
+        </w:r>
+      </w:fldSimple>
+      <w:bookmarkEnd w:id="91"/>
+      <w:r>
+        <w:t xml:space="preserve"> </w:t>
+      </w:r>
+      <w:r>
+        <w:t xml:space="preserve"/>
+      </w:r>
+      <w:r>
+        <w:t xml:space="preserve">Analisis interpretabilitas kanal Channel 1-01 OR-1 NDE: atribusi fitur</w:t>
+      </w:r>
+      <w:r>
+        <w:t xml:space="preserve"> </w:t>
+      </w:r>
+      <w:r>
+        <w:t xml:space="preserve">Integrated Gradients dan peta panas waktu × fitur (kiri), indikator</w:t>
+      </w:r>
+      <w:r>
+        <w:t xml:space="preserve"> </w:t>
+      </w:r>
+      <w:r>
+        <w:t xml:space="preserve">kesehatan mentah yang memperlihatkan degradasi lalu kolaps (kanan atas),</w:t>
+      </w:r>
+      <w:r>
+        <w:t xml:space="preserve"> </w:t>
+      </w:r>
+      <w:r>
+        <w:t xml:space="preserve">detail</w:t>
+      </w:r>
+      <w:r>
+        <w:t xml:space="preserve"> </w:t>
+      </w:r>
+      <w:r>
+        <w:rPr>
+          <w:i/>
+          <w:iCs/>
+        </w:rPr>
+        <w:t xml:space="preserve">run</w:t>
+      </w:r>
+      <w:r>
+        <w:t xml:space="preserve"> </w:t>
+      </w:r>
+      <w:r>
+        <w:t xml:space="preserve">model, serta nilai HI mentah dan terskala pada</w:t>
+      </w:r>
+      <w:r>
+        <w:t xml:space="preserve"> </w:t>
+      </w:r>
+      <w:r>
+        <w:t xml:space="preserve">akuisisi terakhir (bawah)</w:t>
+      </w:r>
+    </w:p>
+    <w:p>
+      <w:pPr>
+        <w:pStyle w:val="Paragraf"/>
+      </w:pPr>
+    </w:p>
+    <w:bookmarkEnd w:id="53"/>
+    <w:bookmarkEnd w:id="54"/>
+    <w:bookmarkStart w:id="64" w:name="X09d43527582abf9703bf84666ec148af6ea615b"/>
     <w:p>
       <w:pPr>
         <w:pStyle w:val="Lampiransub1"/>
       </w:pPr>
       <w:r>
-        <w:t xml:space="preserve">D.5 </w:t>
+        <w:t xml:space="preserve">D.5.3 </w:t>
+      </w:r>
+      <w:r>
+        <w:t xml:space="preserve">Kanal Channel 3-02 OR-1 DE (Sisi Penggerak)</w:t>
+      </w:r>
+    </w:p>
+    <w:p>
+      <w:pPr>
+        <w:pStyle w:val="Paragraf"/>
+      </w:pPr>
+      <w:bookmarkStart w:id="55" w:name="lamp:skf_prognostik_ch3"/>
+      <w:bookmarkEnd w:id="55"/>
+    </w:p>
+    <w:p>
+      <w:pPr>
+        <w:pStyle w:val="Paragraf"/>
+      </w:pPr>
+      <w:r>
+        <w:t xml:space="preserve">Lintasan kanal DE lebih pendek, yakni 78 akuisisi yang mencakup sekitar tiga hari</w:t>
+      </w:r>
+      <w:r>
+        <w:t xml:space="preserve"> </w:t>
+      </w:r>
+      <w:r>
+        <w:t xml:space="preserve">lima jam pemantauan. Berbeda dengan kanal NDE yang menurun bertahap, fraksi RUL</w:t>
+      </w:r>
+      <w:r>
+        <w:t xml:space="preserve"> </w:t>
+      </w:r>
+      <w:r>
+        <w:t xml:space="preserve">terprediksi pada kanal DE merosot tajam sejak awal lintasan dan kemudian</w:t>
+      </w:r>
+      <w:r>
+        <w:t xml:space="preserve"> </w:t>
+      </w:r>
+      <w:r>
+        <w:t xml:space="preserve">bertahan rendah hingga kegagalan. Pada akuisisi terakhir, fraksi RUL terprediksi</w:t>
+      </w:r>
+      <w:r>
+        <w:t xml:space="preserve"> </w:t>
+      </w:r>
+      <w:r>
+        <w:t xml:space="preserve">hanya 3,1%, jauh di bawah ambang kritis 20%, dengan status</w:t>
+      </w:r>
+      <w:r>
+        <w:t xml:space="preserve"> </w:t>
+      </w:r>
+      <w:r>
+        <w:rPr>
+          <w:i/>
+          <w:iCs/>
+        </w:rPr>
+        <w:t xml:space="preserve">Critical</w:t>
+      </w:r>
+      <w:r>
+        <w:t xml:space="preserve"> </w:t>
+      </w:r>
+      <w:r>
+        <w:t xml:space="preserve">dan</w:t>
+      </w:r>
+      <w:r>
+        <w:t xml:space="preserve"> </w:t>
+      </w:r>
+      <w:r>
+        <w:t xml:space="preserve">sisa umur pakai terprediksi sekitar 40 menit terhadap sisa umur pakai sebenarnya</w:t>
+      </w:r>
+      <w:r>
+        <w:t xml:space="preserve"> </w:t>
+      </w:r>
+      <w:r>
+        <w:t xml:space="preserve">nol detik. Waktu akhir-hayat terprediksi jatuh pada 1 September 2023 pukul 07.23,</w:t>
+      </w:r>
+      <w:r>
+        <w:t xml:space="preserve"> </w:t>
+      </w:r>
+      <w:r>
+        <w:t xml:space="preserve">selaras dengan jendela kegagalan lapangan. Gambar </w:t>
+      </w:r>
+      <w:fldSimple w:instr=" REF fig_lampD_skf_ch3_dashboard \h ">
+        <w:r>
+          <w:t xml:space="preserve">D.4</w:t>
+        </w:r>
+      </w:fldSimple>
+      <w:r>
+        <w:t xml:space="preserve"> </w:t>
+      </w:r>
+      <w:r>
+        <w:t xml:space="preserve">menampilkan panel utama mesin inferensi pada akuisisi terakhir lintasan kanal DE.</w:t>
+      </w:r>
+    </w:p>
+    <w:p>
+      <w:pPr>
+        <w:pStyle w:val="Paragraf"/>
+      </w:pPr>
+    </w:p>
+    <w:bookmarkStart w:id="59" w:name="fig:lampD_skf_ch3_dashboard"/>
+    <w:p>
+      <w:pPr>
+        <w:pStyle w:val="Gambar"/>
+      </w:pPr>
+      <w:r>
+        <w:drawing>
+          <wp:inline>
+            <wp:extent cx="5037455" cy="2863083"/>
+            <wp:effectExtent b="0" l="0" r="0" t="0"/>
+            <wp:docPr descr="" title="" id="57" name="Picture"/>
+            <a:graphic>
+              <a:graphicData uri="http://schemas.openxmlformats.org/drawingml/2006/picture">
+                <pic:pic>
+                  <pic:nvPicPr>
+                    <pic:cNvPr descr="assets/figures/lampD/skf_ch3_dashboard.png" id="58" name="Picture"/>
+                    <pic:cNvPicPr>
+                      <a:picLocks noChangeArrowheads="1" noChangeAspect="1"/>
+                    </pic:cNvPicPr>
+                  </pic:nvPicPr>
+                  <pic:blipFill>
+                    <a:blip r:embed="rId56"/>
+                    <a:stretch>
+                      <a:fillRect/>
+                    </a:stretch>
+                  </pic:blipFill>
+                  <pic:spPr bwMode="auto">
+                    <a:xfrm>
+                      <a:off x="0" y="0"/>
+                      <a:ext cx="5037455" cy="2863083"/>
+                    </a:xfrm>
+                    <a:prstGeom prst="rect">
+                      <a:avLst/>
+                    </a:prstGeom>
+                    <a:noFill/>
+                    <a:ln w="9525">
+                      <a:noFill/>
+                      <a:headEnd/>
+                      <a:tailEnd/>
+                    </a:ln>
+                  </pic:spPr>
+                </pic:pic>
+              </a:graphicData>
+            </a:graphic>
+          </wp:inline>
+        </w:drawing>
+      </w:r>
+    </w:p>
+    <w:p>
+      <w:pPr>
+        <w:pStyle w:val="JudulGambar"/>
+      </w:pPr>
+      <w:r>
+        <w:t xml:space="preserve">Gambar </w:t>
+      </w:r>
+      <w:bookmarkStart w:id="92" w:name="fig_lampD_skf_ch3_dashboard"/>
+      <w:r>
+        <w:t xml:space="preserve">D.</w:t>
+      </w:r>
+      <w:fldSimple w:instr=" SEQ GambarLampD \* ARABIC ">
+        <w:r>
+          <w:t xml:space="preserve">4</w:t>
+        </w:r>
+      </w:fldSimple>
+      <w:bookmarkEnd w:id="92"/>
+      <w:r>
+        <w:t xml:space="preserve"> </w:t>
+      </w:r>
+      <w:r>
+        <w:t xml:space="preserve"/>
+      </w:r>
+      <w:r>
+        <w:t xml:space="preserve">Panel inferensi RUL</w:t>
+      </w:r>
+      <w:r>
+        <w:t xml:space="preserve"> </w:t>
+      </w:r>
+      <w:r>
+        <w:rPr>
+          <w:i/>
+          <w:iCs/>
+        </w:rPr>
+        <w:t xml:space="preserve">streaming</w:t>
+      </w:r>
+      <w:r>
+        <w:t xml:space="preserve"> </w:t>
+      </w:r>
+      <w:r>
+        <w:t xml:space="preserve">untuk kanal Channel 3-02 OR-1 DE</w:t>
+      </w:r>
+      <w:r>
+        <w:t xml:space="preserve"> </w:t>
+      </w:r>
+      <w:r>
+        <w:t xml:space="preserve">PT SKF Indonesia pada akuisisi terakhir: penurunan RUL yang tajam sejak</w:t>
+      </w:r>
+      <w:r>
+        <w:t xml:space="preserve"> </w:t>
+      </w:r>
+      <w:r>
+        <w:t xml:space="preserve">awal lintasan, gerbang fusi, penggerak utama, dan sisa umur pakai</w:t>
+      </w:r>
+      <w:r>
+        <w:t xml:space="preserve"> </w:t>
+      </w:r>
+      <w:r>
+        <w:t xml:space="preserve">terprediksi. Dihasilkan oleh mesin inferensi</w:t>
+      </w:r>
+      <w:r>
+        <w:t xml:space="preserve"> </w:t>
+      </w:r>
+      <w:r>
+        <w:rPr>
+          <w:i/>
+          <w:iCs/>
+        </w:rPr>
+        <w:t xml:space="preserve">streaming</w:t>
+      </w:r>
+      <w:r>
+        <w:t xml:space="preserve"> </w:t>
+      </w:r>
+      <w:r>
+        <w:t xml:space="preserve">Mamba-xLSTM-Net (</w:t>
+      </w:r>
+      <w:r>
+        <w:rPr>
+          <w:i/>
+          <w:iCs/>
+        </w:rPr>
+        <w:t xml:space="preserve">transfer demo</w:t>
+      </w:r>
+      <w:r>
+        <w:t xml:space="preserve"> </w:t>
+      </w:r>
+      <w:r>
+        <w:t xml:space="preserve">dari model terlatih PHM2012)</w:t>
+      </w:r>
+    </w:p>
+    <w:p>
+      <w:pPr>
+        <w:pStyle w:val="Paragraf"/>
+      </w:pPr>
+    </w:p>
+    <w:bookmarkEnd w:id="59"/>
+    <w:p>
+      <w:pPr>
+        <w:pStyle w:val="Paragraf"/>
+      </w:pPr>
+      <w:r>
+        <w:t xml:space="preserve">Pada kanal DE, gerbang fusi sedikit condong ke cabang Mamba (xLSTM 47% berbanding</w:t>
+      </w:r>
+      <w:r>
+        <w:t xml:space="preserve"> </w:t>
+      </w:r>
+      <w:r>
+        <w:t xml:space="preserve">Mamba 53%). Atribusi penggerak langsung pada akuisisi terakhir justru didominasi</w:t>
+      </w:r>
+      <w:r>
+        <w:t xml:space="preserve"> </w:t>
+      </w:r>
+      <w:r>
+        <w:t xml:space="preserve">oleh</w:t>
+      </w:r>
+      <w:r>
+        <w:t xml:space="preserve"> </w:t>
+      </w:r>
+      <w:r>
+        <w:rPr>
+          <w:i/>
+          <w:iCs/>
+        </w:rPr>
+        <w:t xml:space="preserve">entropy</w:t>
+      </w:r>
+      <w:r>
+        <w:t xml:space="preserve"> </w:t>
+      </w:r>
+      <w:r>
+        <w:t xml:space="preserve">ranah frekuensi (fd_c1_entropy 39,6%), diikuti</w:t>
+      </w:r>
+      <w:r>
+        <w:t xml:space="preserve"> </w:t>
+      </w:r>
+      <w:r>
+        <w:rPr>
+          <w:i/>
+          <w:iCs/>
+        </w:rPr>
+        <w:t xml:space="preserve">skewness</w:t>
+      </w:r>
+      <w:r>
+        <w:t xml:space="preserve"> </w:t>
+      </w:r>
+      <w:r>
+        <w:t xml:space="preserve">kedua kanal (td_c1_skewness 18,6%; td_c0_skewness 13,7%),</w:t>
+      </w:r>
+      <w:r>
+        <w:t xml:space="preserve"> </w:t>
+      </w:r>
+      <w:r>
+        <w:t xml:space="preserve">lalu</w:t>
+      </w:r>
+      <w:r>
+        <w:t xml:space="preserve"> </w:t>
+      </w:r>
+      <w:r>
+        <w:rPr>
+          <w:i/>
+          <w:iCs/>
+        </w:rPr>
+        <w:t xml:space="preserve">entropy</w:t>
+      </w:r>
+      <w:r>
+        <w:t xml:space="preserve"> </w:t>
+      </w:r>
+      <w:r>
+        <w:t xml:space="preserve">ranah waktu (5,3%) dan</w:t>
+      </w:r>
+      <w:r>
+        <w:t xml:space="preserve"> </w:t>
+      </w:r>
+      <w:r>
+        <w:rPr>
+          <w:i/>
+          <w:iCs/>
+        </w:rPr>
+        <w:t xml:space="preserve">peak</w:t>
+      </w:r>
+      <w:r>
+        <w:t xml:space="preserve"> </w:t>
+      </w:r>
+      <w:r>
+        <w:t xml:space="preserve">(3,4%). Pergeseran</w:t>
+      </w:r>
+      <w:r>
+        <w:t xml:space="preserve"> </w:t>
+      </w:r>
+      <w:r>
+        <w:t xml:space="preserve">dominasi dari</w:t>
+      </w:r>
+      <w:r>
+        <w:t xml:space="preserve"> </w:t>
+      </w:r>
+      <w:r>
+        <w:rPr>
+          <w:i/>
+          <w:iCs/>
+        </w:rPr>
+        <w:t xml:space="preserve">skewness</w:t>
+      </w:r>
+      <w:r>
+        <w:t xml:space="preserve"> </w:t>
+      </w:r>
+      <w:r>
+        <w:t xml:space="preserve">pada kanal NDE menuju</w:t>
+      </w:r>
+      <w:r>
+        <w:t xml:space="preserve"> </w:t>
+      </w:r>
+      <w:r>
+        <w:rPr>
+          <w:i/>
+          <w:iCs/>
+        </w:rPr>
+        <w:t xml:space="preserve">entropy</w:t>
+      </w:r>
+      <w:r>
+        <w:t xml:space="preserve"> </w:t>
+      </w:r>
+      <w:r>
+        <w:t xml:space="preserve">spektral pada</w:t>
+      </w:r>
+      <w:r>
+        <w:t xml:space="preserve"> </w:t>
+      </w:r>
+      <w:r>
+        <w:t xml:space="preserve">kanal DE, sebagaimana terlihat pada atribusi global Integrated Gradients di</w:t>
+      </w:r>
+      <w:r>
+        <w:t xml:space="preserve"> </w:t>
+      </w:r>
+      <w:r>
+        <w:t xml:space="preserve">Gambar </w:t>
+      </w:r>
+      <w:fldSimple w:instr=" REF fig_lampD_skf_ch3_analysis \h ">
+        <w:r>
+          <w:t xml:space="preserve">D.5</w:t>
+        </w:r>
+      </w:fldSimple>
+      <w:r>
+        <w:t xml:space="preserve">, mengindikasikan bahwa posisi sisi</w:t>
+      </w:r>
+      <w:r>
+        <w:t xml:space="preserve"> </w:t>
+      </w:r>
+      <w:r>
+        <w:t xml:space="preserve">penggerak menangkap perubahan spektral berpita lebar yang lebih kuat. Konsisten</w:t>
+      </w:r>
+      <w:r>
+        <w:t xml:space="preserve"> </w:t>
+      </w:r>
+      <w:r>
+        <w:t xml:space="preserve">dengan hal tersebut, kurtosis dan</w:t>
+      </w:r>
+      <w:r>
+        <w:t xml:space="preserve"> </w:t>
+      </w:r>
+      <w:r>
+        <w:rPr>
+          <w:i/>
+          <w:iCs/>
+        </w:rPr>
+        <w:t xml:space="preserve">skewness</w:t>
+      </w:r>
+      <w:r>
+        <w:t xml:space="preserve"> </w:t>
+      </w:r>
+      <w:r>
+        <w:t xml:space="preserve">terskala pada akuisisi terakhir</w:t>
+      </w:r>
+      <w:r>
+        <w:t xml:space="preserve"> </w:t>
+      </w:r>
+      <w:r>
+        <w:t xml:space="preserve">bernilai tinggi (berturut-turut 0,808 dan 0,817).</w:t>
+      </w:r>
+    </w:p>
+    <w:p>
+      <w:pPr>
+        <w:pStyle w:val="Paragraf"/>
+      </w:pPr>
+    </w:p>
+    <w:bookmarkStart w:id="63" w:name="fig:lampD_skf_ch3_analysis"/>
+    <w:p>
+      <w:pPr>
+        <w:pStyle w:val="Gambar"/>
+      </w:pPr>
+      <w:r>
+        <w:drawing>
+          <wp:inline>
+            <wp:extent cx="5037455" cy="2710582"/>
+            <wp:effectExtent b="0" l="0" r="0" t="0"/>
+            <wp:docPr descr="" title="" id="61" name="Picture"/>
+            <a:graphic>
+              <a:graphicData uri="http://schemas.openxmlformats.org/drawingml/2006/picture">
+                <pic:pic>
+                  <pic:nvPicPr>
+                    <pic:cNvPr descr="assets/figures/lampD/skf_ch3_analysis.png" id="62" name="Picture"/>
+                    <pic:cNvPicPr>
+                      <a:picLocks noChangeArrowheads="1" noChangeAspect="1"/>
+                    </pic:cNvPicPr>
+                  </pic:nvPicPr>
+                  <pic:blipFill>
+                    <a:blip r:embed="rId60"/>
+                    <a:stretch>
+                      <a:fillRect/>
+                    </a:stretch>
+                  </pic:blipFill>
+                  <pic:spPr bwMode="auto">
+                    <a:xfrm>
+                      <a:off x="0" y="0"/>
+                      <a:ext cx="5037455" cy="2710582"/>
+                    </a:xfrm>
+                    <a:prstGeom prst="rect">
+                      <a:avLst/>
+                    </a:prstGeom>
+                    <a:noFill/>
+                    <a:ln w="9525">
+                      <a:noFill/>
+                      <a:headEnd/>
+                      <a:tailEnd/>
+                    </a:ln>
+                  </pic:spPr>
+                </pic:pic>
+              </a:graphicData>
+            </a:graphic>
+          </wp:inline>
+        </w:drawing>
+      </w:r>
+    </w:p>
+    <w:p>
+      <w:pPr>
+        <w:pStyle w:val="JudulGambar"/>
+      </w:pPr>
+      <w:r>
+        <w:t xml:space="preserve">Gambar </w:t>
+      </w:r>
+      <w:bookmarkStart w:id="93" w:name="fig_lampD_skf_ch3_analysis"/>
+      <w:r>
+        <w:t xml:space="preserve">D.</w:t>
+      </w:r>
+      <w:fldSimple w:instr=" SEQ GambarLampD \* ARABIC ">
+        <w:r>
+          <w:t xml:space="preserve">5</w:t>
+        </w:r>
+      </w:fldSimple>
+      <w:bookmarkEnd w:id="93"/>
+      <w:r>
+        <w:t xml:space="preserve"> </w:t>
+      </w:r>
+      <w:r>
+        <w:t xml:space="preserve"/>
+      </w:r>
+      <w:r>
+        <w:t xml:space="preserve">Analisis interpretabilitas kanal Channel 3-02 OR-1 DE: atribusi fitur</w:t>
+      </w:r>
+      <w:r>
+        <w:t xml:space="preserve"> </w:t>
+      </w:r>
+      <w:r>
+        <w:t xml:space="preserve">Integrated Gradients yang dipimpin</w:t>
+      </w:r>
+      <w:r>
+        <w:t xml:space="preserve"> </w:t>
+      </w:r>
+      <w:r>
+        <w:rPr>
+          <w:i/>
+          <w:iCs/>
+        </w:rPr>
+        <w:t xml:space="preserve">entropy</w:t>
+      </w:r>
+      <w:r>
+        <w:t xml:space="preserve"> </w:t>
+      </w:r>
+      <w:r>
+        <w:t xml:space="preserve">spektral dan peta panas</w:t>
+      </w:r>
+      <w:r>
+        <w:t xml:space="preserve"> </w:t>
+      </w:r>
+      <w:r>
+        <w:t xml:space="preserve">waktu × fitur (kiri), indikator kesehatan mentah (kanan atas),</w:t>
+      </w:r>
+      <w:r>
+        <w:t xml:space="preserve"> </w:t>
+      </w:r>
+      <w:r>
+        <w:t xml:space="preserve">detail</w:t>
+      </w:r>
+      <w:r>
+        <w:t xml:space="preserve"> </w:t>
+      </w:r>
+      <w:r>
+        <w:rPr>
+          <w:i/>
+          <w:iCs/>
+        </w:rPr>
+        <w:t xml:space="preserve">run</w:t>
+      </w:r>
+      <w:r>
+        <w:t xml:space="preserve"> </w:t>
+      </w:r>
+      <w:r>
+        <w:t xml:space="preserve">model, serta nilai HI mentah dan terskala pada</w:t>
+      </w:r>
+      <w:r>
+        <w:t xml:space="preserve"> </w:t>
+      </w:r>
+      <w:r>
+        <w:t xml:space="preserve">akuisisi terakhir (bawah)</w:t>
+      </w:r>
+    </w:p>
+    <w:p>
+      <w:pPr>
+        <w:pStyle w:val="Paragraf"/>
+      </w:pPr>
+    </w:p>
+    <w:bookmarkEnd w:id="63"/>
+    <w:bookmarkEnd w:id="64"/>
+    <w:bookmarkStart w:id="66" w:name="X9204d406b94f27eba5397df70777e6644dec509"/>
+    <w:p>
+      <w:pPr>
+        <w:pStyle w:val="Lampiransub1"/>
+      </w:pPr>
+      <w:r>
+        <w:t xml:space="preserve">D.5.4 </w:t>
+      </w:r>
+      <w:r>
+        <w:t xml:space="preserve">Perbandingan Antar-Kanal dan Keterbatasan</w:t>
+      </w:r>
+    </w:p>
+    <w:p>
+      <w:pPr>
+        <w:pStyle w:val="Paragraf"/>
+      </w:pPr>
+      <w:bookmarkStart w:id="65" w:name="lamp:skf_prognostik_banding"/>
+      <w:bookmarkEnd w:id="65"/>
+    </w:p>
+    <w:p>
+      <w:pPr>
+        <w:pStyle w:val="Paragraf"/>
+      </w:pPr>
+      <w:r>
+        <w:t xml:space="preserve">Kedua kanal sama-sama mencapai status</w:t>
+      </w:r>
+      <w:r>
+        <w:t xml:space="preserve"> </w:t>
+      </w:r>
+      <w:r>
+        <w:rPr>
+          <w:i/>
+          <w:iCs/>
+        </w:rPr>
+        <w:t xml:space="preserve">Critical</w:t>
+      </w:r>
+      <w:r>
+        <w:t xml:space="preserve"> </w:t>
+      </w:r>
+      <w:r>
+        <w:t xml:space="preserve">dan memprediksi waktu</w:t>
+      </w:r>
+      <w:r>
+        <w:t xml:space="preserve"> </w:t>
+      </w:r>
+      <w:r>
+        <w:t xml:space="preserve">akhir-hayat dalam rentang satu hari di sekitar peristiwa kegagalan lapangan</w:t>
+      </w:r>
+      <w:r>
+        <w:t xml:space="preserve"> </w:t>
+      </w:r>
+      <w:r>
+        <w:t xml:space="preserve">(31 Agustus hingga 1 September 2023), meskipun karakter lintasannya berbeda.</w:t>
+      </w:r>
+      <w:r>
+        <w:t xml:space="preserve"> </w:t>
+      </w:r>
+      <w:r>
+        <w:t xml:space="preserve">Kanal NDE menunjukkan degradasi bertahap dengan kolaps di akhir lintasan dan</w:t>
+      </w:r>
+      <w:r>
+        <w:t xml:space="preserve"> </w:t>
+      </w:r>
+      <w:r>
+        <w:t xml:space="preserve">fusi cabang yang seimbang, sedangkan kanal DE memperlihatkan keruntuhan dini yang</w:t>
+      </w:r>
+      <w:r>
+        <w:t xml:space="preserve"> </w:t>
+      </w:r>
+      <w:r>
+        <w:t xml:space="preserve">abrupt, fusi yang sedikit menguatkan cabang Mamba, serta dominasi</w:t>
+      </w:r>
+      <w:r>
+        <w:t xml:space="preserve"> </w:t>
+      </w:r>
+      <w:r>
+        <w:rPr>
+          <w:i/>
+          <w:iCs/>
+        </w:rPr>
+        <w:t xml:space="preserve">entropy</w:t>
+      </w:r>
+      <w:r>
+        <w:t xml:space="preserve"> </w:t>
+      </w:r>
+      <w:r>
+        <w:t xml:space="preserve">spektral pada atribusi fiturnya. Perbedaan ini wajar mengingat sisi penggerak dan</w:t>
+      </w:r>
+      <w:r>
+        <w:t xml:space="preserve"> </w:t>
+      </w:r>
+      <w:r>
+        <w:t xml:space="preserve">sisi non-penggerak menanggung pola beban dan transmisi getaran yang tidak sama.</w:t>
+      </w:r>
+    </w:p>
+    <w:p>
+      <w:pPr>
+        <w:pStyle w:val="Paragraf"/>
+      </w:pPr>
+    </w:p>
+    <w:p>
+      <w:pPr>
+        <w:pStyle w:val="Paragraf"/>
+      </w:pPr>
+      <w:r>
+        <w:t xml:space="preserve">Beberapa keterbatasan perlu ditegaskan. Pertama, bentuk gelombang yang diumpankan</w:t>
+      </w:r>
+      <w:r>
+        <w:t xml:space="preserve"> </w:t>
+      </w:r>
+      <w:r>
+        <w:t xml:space="preserve">ke model adalah rekonstruksi sintetis dari skalar tren, bukan sinyal getaran</w:t>
+      </w:r>
+      <w:r>
+        <w:t xml:space="preserve"> </w:t>
+      </w:r>
+      <w:r>
+        <w:t xml:space="preserve">resolusi penuh, sehingga atribusi fitur mencerminkan dinamika tren yang</w:t>
+      </w:r>
+      <w:r>
+        <w:t xml:space="preserve"> </w:t>
+      </w:r>
+      <w:r>
+        <w:t xml:space="preserve">direkonstruksi. Kedua, hasil ini berasal dari dua kanal pada satu mesin dan satu</w:t>
+      </w:r>
+      <w:r>
+        <w:t xml:space="preserve"> </w:t>
+      </w:r>
+      <w:r>
+        <w:t xml:space="preserve">jendela kegagalan, sehingga belum mendukung inferensi statistik. Ketiga, model</w:t>
+      </w:r>
+      <w:r>
+        <w:t xml:space="preserve"> </w:t>
+      </w:r>
+      <w:r>
+        <w:t xml:space="preserve">tidak dilatih ulang pada distribusi SKF. Dengan demikian, temuan ini diperlakukan</w:t>
+      </w:r>
+      <w:r>
+        <w:t xml:space="preserve"> </w:t>
+      </w:r>
+      <w:r>
+        <w:t xml:space="preserve">sebagai demonstrasi kualitatif transferabilitas perilaku prognostik, dan validasi</w:t>
+      </w:r>
+      <w:r>
+        <w:t xml:space="preserve"> </w:t>
+      </w:r>
+      <w:r>
+        <w:t xml:space="preserve">kuantitatif lintas mesin tetap menjadi bagian dari penelitian lanjutan pada</w:t>
+      </w:r>
+      <w:r>
+        <w:t xml:space="preserve"> </w:t>
+      </w:r>
+      <w:r>
+        <w:t xml:space="preserve">Subbab D.5.</w:t>
+      </w:r>
+    </w:p>
+    <w:p>
+      <w:pPr>
+        <w:pStyle w:val="Paragraf"/>
+      </w:pPr>
+    </w:p>
+    <w:bookmarkEnd w:id="66"/>
+    <w:bookmarkEnd w:id="67"/>
+    <w:bookmarkStart w:id="76" w:name="lamp:skf_phm2012_demo"/>
+    <w:p>
+      <w:pPr>
+        <w:pStyle w:val="Lampiransub1"/>
+      </w:pPr>
+      <w:r>
+        <w:t xml:space="preserve">D.6 </w:t>
+      </w:r>
+      <w:r>
+        <w:t xml:space="preserve">Demonstrasi Mesin Inferensi pada Dataset Benchmark PHM2012</w:t>
+      </w:r>
+    </w:p>
+    <w:p>
+      <w:pPr>
+        <w:pStyle w:val="Paragraf"/>
+      </w:pPr>
+    </w:p>
+    <w:p>
+      <w:pPr>
+        <w:pStyle w:val="Paragraf"/>
+      </w:pPr>
+      <w:r>
+        <w:t xml:space="preserve">Untuk menunjukkan bahwa mesin inferensi</w:t>
+      </w:r>
+      <w:r>
+        <w:t xml:space="preserve"> </w:t>
+      </w:r>
+      <w:r>
+        <w:rPr>
+          <w:i/>
+          <w:iCs/>
+        </w:rPr>
+        <w:t xml:space="preserve">streaming</w:t>
+      </w:r>
+      <w:r>
+        <w:t xml:space="preserve"> </w:t>
+      </w:r>
+      <w:r>
+        <w:t xml:space="preserve">yang digunakan</w:t>
+      </w:r>
+      <w:r>
+        <w:t xml:space="preserve"> </w:t>
+      </w:r>
+      <w:r>
+        <w:t xml:space="preserve">pada kanal OR-1 PT SKF Indonesia beroperasi secara identik pada dataset</w:t>
+      </w:r>
+      <w:r>
+        <w:t xml:space="preserve"> </w:t>
+      </w:r>
+      <w:r>
+        <w:rPr>
+          <w:i/>
+          <w:iCs/>
+        </w:rPr>
+        <w:t xml:space="preserve">benchmark</w:t>
+      </w:r>
+      <w:r>
+        <w:t xml:space="preserve">, bagian ini menyajikan tangkapan layar mesin yang sama</w:t>
+      </w:r>
+      <w:r>
+        <w:t xml:space="preserve"> </w:t>
+      </w:r>
+      <w:r>
+        <w:t xml:space="preserve">saat menjalankan inferensi pada</w:t>
+      </w:r>
+      <w:r>
+        <w:t xml:space="preserve"> </w:t>
+      </w:r>
+      <w:r>
+        <w:rPr>
+          <w:i/>
+          <w:iCs/>
+        </w:rPr>
+        <w:t xml:space="preserve">bearing</w:t>
+      </w:r>
+      <w:r>
+        <w:t xml:space="preserve"> </w:t>
+      </w:r>
+      <w:r>
+        <w:t xml:space="preserve">uji PHM2012 Bearing 1_3</w:t>
+      </w:r>
+      <w:r>
+        <w:t xml:space="preserve"> </w:t>
+      </w:r>
+      <w:r>
+        <w:t xml:space="preserve">(dataset FEMTO-PRONOSTIA). Model Mamba-xLSTM-Net yang digunakan adalah</w:t>
+      </w:r>
+      <w:r>
+        <w:t xml:space="preserve"> </w:t>
+      </w:r>
+      <w:r>
+        <w:rPr>
+          <w:i/>
+          <w:iCs/>
+        </w:rPr>
+        <w:t xml:space="preserve">checkpoint</w:t>
+      </w:r>
+      <w:r>
+        <w:t xml:space="preserve"> </w:t>
+      </w:r>
+      <w:r>
+        <w:t xml:space="preserve">071 hasil pelatihan 75</w:t>
+      </w:r>
+      <w:r>
+        <w:t xml:space="preserve"> </w:t>
+      </w:r>
+      <w:r>
+        <w:rPr>
+          <w:i/>
+          <w:iCs/>
+        </w:rPr>
+        <w:t xml:space="preserve">epoch</w:t>
+      </w:r>
+      <w:r>
+        <w:t xml:space="preserve"> </w:t>
+      </w:r>
+      <w:r>
+        <w:t xml:space="preserve">pada seed 42;</w:t>
+      </w:r>
+      <w:r>
+        <w:t xml:space="preserve"> </w:t>
+      </w:r>
+      <w:r>
+        <w:t xml:space="preserve">perangkat</w:t>
+      </w:r>
+      <w:r>
+        <w:t xml:space="preserve"> </w:t>
+      </w:r>
+      <w:r>
+        <w:rPr>
+          <w:i/>
+          <w:iCs/>
+        </w:rPr>
+        <w:t xml:space="preserve">backend</w:t>
+      </w:r>
+      <w:r>
+        <w:t xml:space="preserve"> </w:t>
+      </w:r>
+      <w:r>
+        <w:t xml:space="preserve">adalah Apple Silicon (MPS); interval akuisisi</w:t>
+      </w:r>
+      <w:r>
+        <w:t xml:space="preserve"> </w:t>
+      </w:r>
+      <w:r>
+        <w:t xml:space="preserve">ditetapkan 10 detik; jendela panjang 64 akuisisi.</w:t>
+      </w:r>
+    </w:p>
+    <w:p>
+      <w:pPr>
+        <w:pStyle w:val="Paragraf"/>
+      </w:pPr>
+    </w:p>
+    <w:p>
+      <w:pPr>
+        <w:pStyle w:val="Paragraf"/>
+      </w:pPr>
+      <w:r>
+        <w:t xml:space="preserve">Pada akuisisi ke-1.344 dari 2.375 total akuisisi (sekitar 56,6% dari</w:t>
+      </w:r>
+      <w:r>
+        <w:t xml:space="preserve"> </w:t>
+      </w:r>
+      <w:r>
+        <w:t xml:space="preserve">lintasan), model memprediksi sisa umur pakai sebesar 4 jam 5 menit</w:t>
+      </w:r>
+      <w:r>
+        <w:t xml:space="preserve"> </w:t>
+      </w:r>
+      <w:r>
+        <w:t xml:space="preserve">dengan batas akhir-hayat terprediksi pada 15 Juni 2026 pukul 21.03 WIB.</w:t>
+      </w:r>
+      <w:r>
+        <w:t xml:space="preserve"> </w:t>
+      </w:r>
+      <w:r>
+        <w:t xml:space="preserve">Status kondisi saat itu tercatat</w:t>
+      </w:r>
+      <w:r>
+        <w:t xml:space="preserve"> </w:t>
+      </w:r>
+      <w:r>
+        <w:rPr>
+          <w:i/>
+          <w:iCs/>
+        </w:rPr>
+        <w:t xml:space="preserve">Healthy</w:t>
+      </w:r>
+      <w:r>
+        <w:t xml:space="preserve">, di atas ambang peringatan</w:t>
+      </w:r>
+      <w:r>
+        <w:t xml:space="preserve"> </w:t>
+      </w:r>
+      <w:r>
+        <w:t xml:space="preserve">40%. Gerbang fusi terpelajar membagi kontribusi sebesar 54% untuk cabang</w:t>
+      </w:r>
+      <w:r>
+        <w:t xml:space="preserve"> </w:t>
+      </w:r>
+      <w:r>
+        <w:t xml:space="preserve">xLSTM dan 46% untuk cabang Mamba, menandakan kedua cabang memberikan</w:t>
+      </w:r>
+      <w:r>
+        <w:t xml:space="preserve"> </w:t>
+      </w:r>
+      <w:r>
+        <w:t xml:space="preserve">sumbangan yang hampir merata pada prediksi RUL ini.</w:t>
+      </w:r>
+      <w:r>
+        <w:t xml:space="preserve"> </w:t>
+      </w:r>
+      <w:r>
+        <w:t xml:space="preserve">Gambar </w:t>
+      </w:r>
+      <w:fldSimple w:instr=" REF fig_lampD_phm2012_dashboard \h ">
+        <w:r>
+          <w:t xml:space="preserve">D.6</w:t>
+        </w:r>
+      </w:fldSimple>
+      <w:r>
+        <w:t xml:space="preserve"> menampilkan panel utama dasbor</w:t>
+      </w:r>
+      <w:r>
+        <w:t xml:space="preserve"> </w:t>
+      </w:r>
+      <w:r>
+        <w:t xml:space="preserve">pada akuisisi tersebut.</w:t>
+      </w:r>
+    </w:p>
+    <w:p>
+      <w:pPr>
+        <w:pStyle w:val="Paragraf"/>
+      </w:pPr>
+    </w:p>
+    <w:bookmarkStart w:id="71" w:name="fig:lampD_phm2012_dashboard"/>
+    <w:p>
+      <w:pPr>
+        <w:pStyle w:val="Gambar"/>
+      </w:pPr>
+      <w:r>
+        <w:drawing>
+          <wp:inline>
+            <wp:extent cx="5037455" cy="2745019"/>
+            <wp:effectExtent b="0" l="0" r="0" t="0"/>
+            <wp:docPr descr="" title="" id="69" name="Picture"/>
+            <a:graphic>
+              <a:graphicData uri="http://schemas.openxmlformats.org/drawingml/2006/picture">
+                <pic:pic>
+                  <pic:nvPicPr>
+                    <pic:cNvPr descr="assets/figures/lampD/phm2012_engine_dashboard.png" id="70" name="Picture"/>
+                    <pic:cNvPicPr>
+                      <a:picLocks noChangeArrowheads="1" noChangeAspect="1"/>
+                    </pic:cNvPicPr>
+                  </pic:nvPicPr>
+                  <pic:blipFill>
+                    <a:blip r:embed="rId68"/>
+                    <a:stretch>
+                      <a:fillRect/>
+                    </a:stretch>
+                  </pic:blipFill>
+                  <pic:spPr bwMode="auto">
+                    <a:xfrm>
+                      <a:off x="0" y="0"/>
+                      <a:ext cx="5037455" cy="2745019"/>
+                    </a:xfrm>
+                    <a:prstGeom prst="rect">
+                      <a:avLst/>
+                    </a:prstGeom>
+                    <a:noFill/>
+                    <a:ln w="9525">
+                      <a:noFill/>
+                      <a:headEnd/>
+                      <a:tailEnd/>
+                    </a:ln>
+                  </pic:spPr>
+                </pic:pic>
+              </a:graphicData>
+            </a:graphic>
+          </wp:inline>
+        </w:drawing>
+      </w:r>
+    </w:p>
+    <w:p>
+      <w:pPr>
+        <w:pStyle w:val="JudulGambar"/>
+      </w:pPr>
+      <w:r>
+        <w:t xml:space="preserve">Gambar </w:t>
+      </w:r>
+      <w:bookmarkStart w:id="94" w:name="fig_lampD_phm2012_dashboard"/>
+      <w:r>
+        <w:t xml:space="preserve">D.</w:t>
+      </w:r>
+      <w:fldSimple w:instr=" SEQ GambarLampD \* ARABIC ">
+        <w:r>
+          <w:t xml:space="preserve">6</w:t>
+        </w:r>
+      </w:fldSimple>
+      <w:bookmarkEnd w:id="94"/>
+      <w:r>
+        <w:t xml:space="preserve"> </w:t>
+      </w:r>
+      <w:r>
+        <w:t xml:space="preserve"/>
+      </w:r>
+      <w:r>
+        <w:t xml:space="preserve">Panel utama mesin inferensi</w:t>
+      </w:r>
+      <w:r>
+        <w:t xml:space="preserve"> </w:t>
+      </w:r>
+      <w:r>
+        <w:rPr>
+          <w:i/>
+          <w:iCs/>
+        </w:rPr>
+        <w:t xml:space="preserve">streaming</w:t>
+      </w:r>
+      <w:r>
+        <w:t xml:space="preserve"> </w:t>
+      </w:r>
+      <w:r>
+        <w:t xml:space="preserve">pada PHM2012</w:t>
+      </w:r>
+      <w:r>
+        <w:t xml:space="preserve"> </w:t>
+      </w:r>
+      <w:r>
+        <w:t xml:space="preserve">Bearing 1_3 (akuisisi ke-1.344 dari 2.375): kontrol akuisisi dan</w:t>
+      </w:r>
+      <w:r>
+        <w:t xml:space="preserve"> </w:t>
+      </w:r>
+      <w:r>
+        <w:t xml:space="preserve">pemilihan</w:t>
+      </w:r>
+      <w:r>
+        <w:t xml:space="preserve"> </w:t>
+      </w:r>
+      <w:r>
+        <w:rPr>
+          <w:i/>
+          <w:iCs/>
+        </w:rPr>
+        <w:t xml:space="preserve">bearing</w:t>
+      </w:r>
+      <w:r>
+        <w:t xml:space="preserve"> </w:t>
+      </w:r>
+      <w:r>
+        <w:t xml:space="preserve">(kiri atas), gerbang fusi xLSTM/Mamba dan</w:t>
+      </w:r>
+      <w:r>
+        <w:t xml:space="preserve"> </w:t>
+      </w:r>
+      <w:r>
+        <w:t xml:space="preserve">lima penggerak utama berbasis</w:t>
+      </w:r>
+      <w:r>
+        <w:t xml:space="preserve"> </w:t>
+      </w:r>
+      <w:r>
+        <w:rPr>
+          <w:i/>
+          <w:iCs/>
+        </w:rPr>
+        <w:t xml:space="preserve">gradient</w:t>
+      </w:r>
+      <w:r>
+        <w:t xml:space="preserve">×</w:t>
+      </w:r>
+      <w:r>
+        <w:rPr>
+          <w:i/>
+          <w:iCs/>
+        </w:rPr>
+        <w:t xml:space="preserve">input</w:t>
+      </w:r>
+      <w:r>
+        <w:t xml:space="preserve"> </w:t>
+      </w:r>
+      <w:r>
+        <w:t xml:space="preserve">(tengah), panel sisa umur pakai terprediksi dengan batas akhir-hayat</w:t>
+      </w:r>
+      <w:r>
+        <w:t xml:space="preserve"> </w:t>
+      </w:r>
+      <w:r>
+        <w:t xml:space="preserve">(kanan atas), kurva RUL terprediksi terhadap kebenaran dasar di</w:t>
+      </w:r>
+      <w:r>
+        <w:t xml:space="preserve"> </w:t>
+      </w:r>
+      <w:r>
+        <w:t xml:space="preserve">sepanjang lintasan (bawah kiri), serta bentuk gelombang getaran</w:t>
+      </w:r>
+      <w:r>
+        <w:t xml:space="preserve"> </w:t>
+      </w:r>
+      <w:r>
+        <w:rPr>
+          <w:i/>
+          <w:iCs/>
+        </w:rPr>
+        <w:t xml:space="preserve">streaming</w:t>
+      </w:r>
+      <w:r>
+        <w:t xml:space="preserve"> </w:t>
+      </w:r>
+      <w:r>
+        <w:t xml:space="preserve">terkini (bawah kanan).</w:t>
+      </w:r>
+    </w:p>
+    <w:p>
+      <w:pPr>
+        <w:pStyle w:val="Paragraf"/>
+      </w:pPr>
+    </w:p>
+    <w:bookmarkEnd w:id="71"/>
+    <w:p>
+      <w:pPr>
+        <w:pStyle w:val="Paragraf"/>
+      </w:pPr>
+      <w:r>
+        <w:t xml:space="preserve">Atribusi penggerak langsung pada akuisisi ke-1.344 didominasi oleh fitur</w:t>
+      </w:r>
+      <w:r>
+        <w:t xml:space="preserve"> </w:t>
+      </w:r>
+      <w:r>
+        <w:rPr>
+          <w:i/>
+          <w:iCs/>
+        </w:rPr>
+        <w:t xml:space="preserve">entropy</w:t>
+      </w:r>
+      <w:r>
+        <w:t xml:space="preserve"> </w:t>
+      </w:r>
+      <w:r>
+        <w:t xml:space="preserve">ranah frekuensi (fd_c0_entropy 12,0%), disusul</w:t>
+      </w:r>
+      <w:r>
+        <w:t xml:space="preserve"> </w:t>
+      </w:r>
+      <w:r>
+        <w:rPr>
+          <w:i/>
+          <w:iCs/>
+        </w:rPr>
+        <w:t xml:space="preserve">mean frequency</w:t>
+      </w:r>
+      <w:r>
+        <w:t xml:space="preserve"> </w:t>
+      </w:r>
+      <w:r>
+        <w:t xml:space="preserve">kanal kedua (fd_c1_mean_freq 11,3%),</w:t>
+      </w:r>
+      <w:r>
+        <w:t xml:space="preserve"> </w:t>
+      </w:r>
+      <w:r>
+        <w:rPr>
+          <w:i/>
+          <w:iCs/>
+        </w:rPr>
+        <w:t xml:space="preserve">skewness</w:t>
+      </w:r>
+      <w:r>
+        <w:t xml:space="preserve"> </w:t>
+      </w:r>
+      <w:r>
+        <w:t xml:space="preserve">(fd_c1_skewness 11,0%),</w:t>
+      </w:r>
+      <w:r>
+        <w:t xml:space="preserve"> </w:t>
+      </w:r>
+      <w:r>
+        <w:rPr>
+          <w:i/>
+          <w:iCs/>
+        </w:rPr>
+        <w:t xml:space="preserve">centroid</w:t>
+      </w:r>
+      <w:r>
+        <w:t xml:space="preserve"> </w:t>
+      </w:r>
+      <w:r>
+        <w:t xml:space="preserve">frekuensi (fd_c0_centroid 10,6%),</w:t>
+      </w:r>
+      <w:r>
+        <w:t xml:space="preserve"> </w:t>
+      </w:r>
+      <w:r>
+        <w:t xml:space="preserve">dan</w:t>
+      </w:r>
+      <w:r>
+        <w:t xml:space="preserve"> </w:t>
+      </w:r>
+      <w:r>
+        <w:rPr>
+          <w:i/>
+          <w:iCs/>
+        </w:rPr>
+        <w:t xml:space="preserve">mean frequency</w:t>
+      </w:r>
+      <w:r>
+        <w:t xml:space="preserve"> </w:t>
+      </w:r>
+      <w:r>
+        <w:t xml:space="preserve">kanal pertama (fd_c0_mean_freq 9,0%). Dominasi</w:t>
+      </w:r>
+      <w:r>
+        <w:t xml:space="preserve"> </w:t>
+      </w:r>
+      <w:r>
+        <w:t xml:space="preserve">fitur ranah frekuensi pada tahap</w:t>
+      </w:r>
+      <w:r>
+        <w:t xml:space="preserve"> </w:t>
+      </w:r>
+      <w:r>
+        <w:rPr>
+          <w:i/>
+          <w:iCs/>
+        </w:rPr>
+        <w:t xml:space="preserve">Healthy</w:t>
+      </w:r>
+      <w:r>
+        <w:t xml:space="preserve"> </w:t>
+      </w:r>
+      <w:r>
+        <w:t xml:space="preserve">ini selaras dengan temuan</w:t>
+      </w:r>
+      <w:r>
+        <w:t xml:space="preserve"> </w:t>
+      </w:r>
+      <w:r>
+        <w:t xml:space="preserve">Bab V Subbab V.3 yang memperlihatkan bahwa</w:t>
+      </w:r>
+      <w:r>
+        <w:t xml:space="preserve"> </w:t>
+      </w:r>
+      <w:r>
+        <w:t xml:space="preserve">perubahan statistik spektral terdeteksi lebih awal dari perubahan statistik</w:t>
+      </w:r>
+      <w:r>
+        <w:t xml:space="preserve"> </w:t>
+      </w:r>
+      <w:r>
+        <w:t xml:space="preserve">ranah waktu. Gambar </w:t>
+      </w:r>
+      <w:fldSimple w:instr=" REF fig_lampD_phm2012_analysis \h ">
+        <w:r>
+          <w:t xml:space="preserve">D.7</w:t>
+        </w:r>
+      </w:fldSimple>
+      <w:r>
+        <w:t xml:space="preserve"> menampilkan panel analisis</w:t>
+      </w:r>
+      <w:r>
+        <w:t xml:space="preserve"> </w:t>
+      </w:r>
+      <w:r>
+        <w:t xml:space="preserve">interpretabilitas yang lebih rinci.</w:t>
+      </w:r>
+    </w:p>
+    <w:p>
+      <w:pPr>
+        <w:pStyle w:val="Paragraf"/>
+      </w:pPr>
+    </w:p>
+    <w:bookmarkStart w:id="75" w:name="fig:lampD_phm2012_analysis"/>
+    <w:p>
+      <w:pPr>
+        <w:pStyle w:val="Gambar"/>
+      </w:pPr>
+      <w:r>
+        <w:drawing>
+          <wp:inline>
+            <wp:extent cx="5037455" cy="2749938"/>
+            <wp:effectExtent b="0" l="0" r="0" t="0"/>
+            <wp:docPr descr="" title="" id="73" name="Picture"/>
+            <a:graphic>
+              <a:graphicData uri="http://schemas.openxmlformats.org/drawingml/2006/picture">
+                <pic:pic>
+                  <pic:nvPicPr>
+                    <pic:cNvPr descr="assets/figures/lampD/phm2012_engine_analysis.png" id="74" name="Picture"/>
+                    <pic:cNvPicPr>
+                      <a:picLocks noChangeArrowheads="1" noChangeAspect="1"/>
+                    </pic:cNvPicPr>
+                  </pic:nvPicPr>
+                  <pic:blipFill>
+                    <a:blip r:embed="rId72"/>
+                    <a:stretch>
+                      <a:fillRect/>
+                    </a:stretch>
+                  </pic:blipFill>
+                  <pic:spPr bwMode="auto">
+                    <a:xfrm>
+                      <a:off x="0" y="0"/>
+                      <a:ext cx="5037455" cy="2749938"/>
+                    </a:xfrm>
+                    <a:prstGeom prst="rect">
+                      <a:avLst/>
+                    </a:prstGeom>
+                    <a:noFill/>
+                    <a:ln w="9525">
+                      <a:noFill/>
+                      <a:headEnd/>
+                      <a:tailEnd/>
+                    </a:ln>
+                  </pic:spPr>
+                </pic:pic>
+              </a:graphicData>
+            </a:graphic>
+          </wp:inline>
+        </w:drawing>
+      </w:r>
+    </w:p>
+    <w:p>
+      <w:pPr>
+        <w:pStyle w:val="JudulGambar"/>
+      </w:pPr>
+      <w:r>
+        <w:t xml:space="preserve">Gambar </w:t>
+      </w:r>
+      <w:bookmarkStart w:id="95" w:name="fig_lampD_phm2012_analysis"/>
+      <w:r>
+        <w:t xml:space="preserve">D.</w:t>
+      </w:r>
+      <w:fldSimple w:instr=" SEQ GambarLampD \* ARABIC ">
+        <w:r>
+          <w:t xml:space="preserve">7</w:t>
+        </w:r>
+      </w:fldSimple>
+      <w:bookmarkEnd w:id="95"/>
+      <w:r>
+        <w:t xml:space="preserve"> </w:t>
+      </w:r>
+      <w:r>
+        <w:t xml:space="preserve"/>
+      </w:r>
+      <w:r>
+        <w:t xml:space="preserve">Panel analisis mesin inferensi</w:t>
+      </w:r>
+      <w:r>
+        <w:t xml:space="preserve"> </w:t>
+      </w:r>
+      <w:r>
+        <w:rPr>
+          <w:i/>
+          <w:iCs/>
+        </w:rPr>
+        <w:t xml:space="preserve">streaming</w:t>
+      </w:r>
+      <w:r>
+        <w:t xml:space="preserve"> </w:t>
+      </w:r>
+      <w:r>
+        <w:t xml:space="preserve">pada PHM2012</w:t>
+      </w:r>
+      <w:r>
+        <w:t xml:space="preserve"> </w:t>
+      </w:r>
+      <w:r>
+        <w:t xml:space="preserve">Bearing 1_3: atribusi fitur Integrated Gradients (diagram batang)</w:t>
+      </w:r>
+      <w:r>
+        <w:t xml:space="preserve"> </w:t>
+      </w:r>
+      <w:r>
+        <w:t xml:space="preserve">dan peta panas waktu × fitur untuk jendela terakhir (kiri</w:t>
+      </w:r>
+      <w:r>
+        <w:t xml:space="preserve"> </w:t>
+      </w:r>
+      <w:r>
+        <w:t xml:space="preserve">atas), tren indikator kesehatan mentah RMS dan kurtosis sepanjang</w:t>
+      </w:r>
+      <w:r>
+        <w:t xml:space="preserve"> </w:t>
+      </w:r>
+      <w:r>
+        <w:t xml:space="preserve">lintasan yang memperlihatkan kenaikan bertahap menjelang</w:t>
+      </w:r>
+      <w:r>
+        <w:t xml:space="preserve"> </w:t>
+      </w:r>
+      <w:r>
+        <w:t xml:space="preserve">akhir-hayat (kanan atas), detail</w:t>
+      </w:r>
+      <w:r>
+        <w:t xml:space="preserve"> </w:t>
+      </w:r>
+      <w:r>
+        <w:rPr>
+          <w:i/>
+          <w:iCs/>
+        </w:rPr>
+        <w:t xml:space="preserve">run</w:t>
+      </w:r>
+      <w:r>
+        <w:t xml:space="preserve"> </w:t>
+      </w:r>
+      <w:r>
+        <w:t xml:space="preserve">model dan nilai HI</w:t>
+      </w:r>
+      <w:r>
+        <w:t xml:space="preserve"> </w:t>
+      </w:r>
+      <w:r>
+        <w:t xml:space="preserve">mentah beserta</w:t>
+      </w:r>
+      <w:r>
+        <w:t xml:space="preserve"> </w:t>
+      </w:r>
+      <w:r>
+        <w:rPr>
+          <w:i/>
+          <w:iCs/>
+        </w:rPr>
+        <w:t xml:space="preserve">mini-sparkline</w:t>
+      </w:r>
+      <w:r>
+        <w:t xml:space="preserve"> </w:t>
+      </w:r>
+      <w:r>
+        <w:t xml:space="preserve">kontribusinya (bawah kiri dan</w:t>
+      </w:r>
+      <w:r>
+        <w:t xml:space="preserve"> </w:t>
+      </w:r>
+      <w:r>
+        <w:t xml:space="preserve">tengah), serta catatan</w:t>
+      </w:r>
+      <w:r>
+        <w:t xml:space="preserve"> </w:t>
+      </w:r>
+      <w:r>
+        <w:rPr>
+          <w:i/>
+          <w:iCs/>
+        </w:rPr>
+        <w:t xml:space="preserve">event log</w:t>
+      </w:r>
+      <w:r>
+        <w:t xml:space="preserve"> </w:t>
+      </w:r>
+      <w:r>
+        <w:t xml:space="preserve">yang merekam setiap</w:t>
+      </w:r>
+      <w:r>
+        <w:t xml:space="preserve"> </w:t>
+      </w:r>
+      <w:r>
+        <w:t xml:space="preserve">transisi status kondisi dan pemicuan Integrated Gradients secara</w:t>
+      </w:r>
+      <w:r>
+        <w:t xml:space="preserve"> </w:t>
+      </w:r>
+      <w:r>
+        <w:t xml:space="preserve">otomatis (bawah kanan).</w:t>
+      </w:r>
+    </w:p>
+    <w:p>
+      <w:pPr>
+        <w:pStyle w:val="Paragraf"/>
+      </w:pPr>
+    </w:p>
+    <w:bookmarkEnd w:id="75"/>
+    <w:bookmarkEnd w:id="76"/>
+    <w:bookmarkStart w:id="85" w:name="lamp:skf_xjtusy_demo"/>
+    <w:p>
+      <w:pPr>
+        <w:pStyle w:val="Lampiransub1"/>
+      </w:pPr>
+      <w:r>
+        <w:t xml:space="preserve">D.7 </w:t>
+      </w:r>
+      <w:r>
+        <w:t xml:space="preserve">Demonstrasi Mesin Inferensi pada Dataset Benchmark XJTU-SY</w:t>
+      </w:r>
+    </w:p>
+    <w:p>
+      <w:pPr>
+        <w:pStyle w:val="Paragraf"/>
+      </w:pPr>
+    </w:p>
+    <w:p>
+      <w:pPr>
+        <w:pStyle w:val="Paragraf"/>
+      </w:pPr>
+      <w:r>
+        <w:t xml:space="preserve">Sebagai pelengkap demonstrasi pada PHM2012 di subbab sebelumnya,</w:t>
+      </w:r>
+      <w:r>
+        <w:t xml:space="preserve"> </w:t>
+      </w:r>
+      <w:r>
+        <w:t xml:space="preserve">bagian ini menampilkan tangkapan layar mesin inferensi</w:t>
+      </w:r>
+      <w:r>
+        <w:t xml:space="preserve"> </w:t>
+      </w:r>
+      <w:r>
+        <w:rPr>
+          <w:i/>
+          <w:iCs/>
+        </w:rPr>
+        <w:t xml:space="preserve">streaming</w:t>
+      </w:r>
+      <w:r>
+        <w:t xml:space="preserve"> </w:t>
+      </w:r>
+      <w:r>
+        <w:t xml:space="preserve">yang sama</w:t>
+      </w:r>
+      <w:r>
+        <w:t xml:space="preserve"> </w:t>
+      </w:r>
+      <w:r>
+        <w:t xml:space="preserve">saat dijalankan pada dataset XJTU-SY</w:t>
+      </w:r>
+      <w:r>
+        <w:t xml:space="preserve"> </w:t>
+      </w:r>
+      <w:r>
+        <w:rPr>
+          <w:i/>
+          <w:iCs/>
+        </w:rPr>
+        <w:t xml:space="preserve">bearing</w:t>
+      </w:r>
+      <w:r>
+        <w:t xml:space="preserve"> </w:t>
+      </w:r>
+      <w:r>
+        <w:t xml:space="preserve">uji Bearing 3_3 dari kondisi</w:t>
+      </w:r>
+      <w:r>
+        <w:t xml:space="preserve"> </w:t>
+      </w:r>
+      <w:r>
+        <w:t xml:space="preserve">operasi 40 Hz 10 kN. Dataset ini mewakili kondisi beban tinggi dan putaran tertinggi</w:t>
+      </w:r>
+      <w:r>
+        <w:t xml:space="preserve"> </w:t>
+      </w:r>
+      <w:r>
+        <w:t xml:space="preserve">di antara tiga kondisi XJTU-SY yang digunakan dalam penelitian, sebagai pasangan</w:t>
+      </w:r>
+      <w:r>
+        <w:t xml:space="preserve"> </w:t>
+      </w:r>
+      <w:r>
+        <w:t xml:space="preserve">dari demonstrasi PHM2012 pada subbab sebelumnya. Model Mamba-xLSTM-Net yang digunakan</w:t>
+      </w:r>
+      <w:r>
+        <w:t xml:space="preserve"> </w:t>
+      </w:r>
+      <w:r>
+        <w:t xml:space="preserve">adalah</w:t>
+      </w:r>
+      <w:r>
+        <w:t xml:space="preserve"> </w:t>
+      </w:r>
+      <w:r>
+        <w:rPr>
+          <w:i/>
+          <w:iCs/>
+        </w:rPr>
+        <w:t xml:space="preserve">checkpoint</w:t>
+      </w:r>
+      <w:r>
+        <w:t xml:space="preserve"> </w:t>
+      </w:r>
+      <w:r>
+        <w:t xml:space="preserve">004 hasil pelatihan pada seed 42; perangkat</w:t>
+      </w:r>
+      <w:r>
+        <w:t xml:space="preserve"> </w:t>
+      </w:r>
+      <w:r>
+        <w:rPr>
+          <w:i/>
+          <w:iCs/>
+        </w:rPr>
+        <w:t xml:space="preserve">backend</w:t>
+      </w:r>
+      <w:r>
+        <w:t xml:space="preserve"> </w:t>
+      </w:r>
+      <w:r>
+        <w:t xml:space="preserve">adalah Apple Silicon (MPS); interval akuisisi 1 menit.</w:t>
+      </w:r>
+    </w:p>
+    <w:p>
+      <w:pPr>
+        <w:pStyle w:val="Paragraf"/>
+      </w:pPr>
+    </w:p>
+    <w:p>
+      <w:pPr>
+        <w:pStyle w:val="Paragraf"/>
+      </w:pPr>
+      <w:r>
+        <w:t xml:space="preserve">Pada akuisisi ke-175 dari 371 total akuisisi (sekitar 47,2% dari lintasan),</w:t>
+      </w:r>
+      <w:r>
+        <w:t xml:space="preserve"> </w:t>
+      </w:r>
+      <w:r>
+        <w:t xml:space="preserve">model memprediksi sisa umur pakai sebesar 2 jam 50 menit dengan batas akhir-hayat</w:t>
+      </w:r>
+      <w:r>
+        <w:t xml:space="preserve"> </w:t>
+      </w:r>
+      <w:r>
+        <w:t xml:space="preserve">terprediksi pada 15 Juni 2026 pukul 19.05 WIB. Sisa umur pakai aktual saat itu</w:t>
+      </w:r>
+      <w:r>
+        <w:t xml:space="preserve"> </w:t>
+      </w:r>
+      <w:r>
+        <w:t xml:space="preserve">masih 3 jam 16 menit, sehingga galat prediksi absolut pada titik ini adalah sekitar</w:t>
+      </w:r>
+      <w:r>
+        <w:t xml:space="preserve"> </w:t>
+      </w:r>
+      <w:r>
+        <w:t xml:space="preserve">26 menit atau 13,3% dari rentang hayat tersisa. Status kondisi terprediksi adalah</w:t>
+      </w:r>
+      <w:r>
+        <w:t xml:space="preserve"> </w:t>
+      </w:r>
+      <w:r>
+        <w:rPr>
+          <w:i/>
+          <w:iCs/>
+        </w:rPr>
+        <w:t xml:space="preserve">Degrading</w:t>
+      </w:r>
+      <w:r>
+        <w:t xml:space="preserve">, sesuai dengan kenyataan bahwa Bearing 3_3 berada pada separuh</w:t>
+      </w:r>
+      <w:r>
+        <w:t xml:space="preserve"> </w:t>
+      </w:r>
+      <w:r>
+        <w:t xml:space="preserve">tengah lintasan</w:t>
+      </w:r>
+      <w:r>
+        <w:t xml:space="preserve"> </w:t>
+      </w:r>
+      <w:r>
+        <w:rPr>
+          <w:i/>
+          <w:iCs/>
+        </w:rPr>
+        <w:t xml:space="preserve">run-to-failure</w:t>
+      </w:r>
+      <w:r>
+        <w:t xml:space="preserve">. Gerbang fusi terpelajar sedikit condong ke</w:t>
+      </w:r>
+      <w:r>
+        <w:t xml:space="preserve"> </w:t>
+      </w:r>
+      <w:r>
+        <w:t xml:space="preserve">cabang Mamba (xLSTM 47% berbanding Mamba 53%), selaras dengan karakteristik</w:t>
+      </w:r>
+      <w:r>
+        <w:t xml:space="preserve"> </w:t>
+      </w:r>
+      <w:r>
+        <w:t xml:space="preserve">sinyal XJTU-SY yang menampilkan transien impulsif lebih tajam.</w:t>
+      </w:r>
+      <w:r>
+        <w:t xml:space="preserve"> </w:t>
+      </w:r>
+      <w:r>
+        <w:t xml:space="preserve">Gambar </w:t>
+      </w:r>
+      <w:fldSimple w:instr=" REF fig_lampD_xjtusy_dashboard \h ">
+        <w:r>
+          <w:t xml:space="preserve">D.8</w:t>
+        </w:r>
+      </w:fldSimple>
+      <w:r>
+        <w:t xml:space="preserve"> menampilkan panel utama dasbor</w:t>
+      </w:r>
+      <w:r>
+        <w:t xml:space="preserve"> </w:t>
+      </w:r>
+      <w:r>
+        <w:t xml:space="preserve">pada akuisisi tersebut.</w:t>
+      </w:r>
+    </w:p>
+    <w:p>
+      <w:pPr>
+        <w:pStyle w:val="Paragraf"/>
+      </w:pPr>
+    </w:p>
+    <w:bookmarkStart w:id="80" w:name="fig:lampD_xjtusy_dashboard"/>
+    <w:p>
+      <w:pPr>
+        <w:pStyle w:val="Gambar"/>
+      </w:pPr>
+      <w:r>
+        <w:drawing>
+          <wp:inline>
+            <wp:extent cx="5037455" cy="2749938"/>
+            <wp:effectExtent b="0" l="0" r="0" t="0"/>
+            <wp:docPr descr="" title="" id="78" name="Picture"/>
+            <a:graphic>
+              <a:graphicData uri="http://schemas.openxmlformats.org/drawingml/2006/picture">
+                <pic:pic>
+                  <pic:nvPicPr>
+                    <pic:cNvPr descr="assets/figures/lampD/xjtusy_engine_dashboard.png" id="79" name="Picture"/>
+                    <pic:cNvPicPr>
+                      <a:picLocks noChangeArrowheads="1" noChangeAspect="1"/>
+                    </pic:cNvPicPr>
+                  </pic:nvPicPr>
+                  <pic:blipFill>
+                    <a:blip r:embed="rId77"/>
+                    <a:stretch>
+                      <a:fillRect/>
+                    </a:stretch>
+                  </pic:blipFill>
+                  <pic:spPr bwMode="auto">
+                    <a:xfrm>
+                      <a:off x="0" y="0"/>
+                      <a:ext cx="5037455" cy="2749938"/>
+                    </a:xfrm>
+                    <a:prstGeom prst="rect">
+                      <a:avLst/>
+                    </a:prstGeom>
+                    <a:noFill/>
+                    <a:ln w="9525">
+                      <a:noFill/>
+                      <a:headEnd/>
+                      <a:tailEnd/>
+                    </a:ln>
+                  </pic:spPr>
+                </pic:pic>
+              </a:graphicData>
+            </a:graphic>
+          </wp:inline>
+        </w:drawing>
+      </w:r>
+    </w:p>
+    <w:p>
+      <w:pPr>
+        <w:pStyle w:val="JudulGambar"/>
+      </w:pPr>
+      <w:r>
+        <w:t xml:space="preserve">Gambar </w:t>
+      </w:r>
+      <w:bookmarkStart w:id="96" w:name="fig_lampD_xjtusy_dashboard"/>
+      <w:r>
+        <w:t xml:space="preserve">D.</w:t>
+      </w:r>
+      <w:fldSimple w:instr=" SEQ GambarLampD \* ARABIC ">
+        <w:r>
+          <w:t xml:space="preserve">8</w:t>
+        </w:r>
+      </w:fldSimple>
+      <w:bookmarkEnd w:id="96"/>
+      <w:r>
+        <w:t xml:space="preserve"> </w:t>
+      </w:r>
+      <w:r>
+        <w:t xml:space="preserve"/>
+      </w:r>
+      <w:r>
+        <w:t xml:space="preserve">Panel utama mesin inferensi</w:t>
+      </w:r>
+      <w:r>
+        <w:t xml:space="preserve"> </w:t>
+      </w:r>
+      <w:r>
+        <w:rPr>
+          <w:i/>
+          <w:iCs/>
+        </w:rPr>
+        <w:t xml:space="preserve">streaming</w:t>
+      </w:r>
+      <w:r>
+        <w:t xml:space="preserve"> </w:t>
+      </w:r>
+      <w:r>
+        <w:t xml:space="preserve">pada XJTU-SY</w:t>
+      </w:r>
+      <w:r>
+        <w:t xml:space="preserve"> </w:t>
+      </w:r>
+      <w:r>
+        <w:t xml:space="preserve">Bearing 3_3 kondisi 40 Hz 10 kN (akuisisi ke-175 dari 371): kontrol</w:t>
+      </w:r>
+      <w:r>
+        <w:t xml:space="preserve"> </w:t>
+      </w:r>
+      <w:r>
+        <w:t xml:space="preserve">akuisisi dan pemilihan</w:t>
+      </w:r>
+      <w:r>
+        <w:t xml:space="preserve"> </w:t>
+      </w:r>
+      <w:r>
+        <w:rPr>
+          <w:i/>
+          <w:iCs/>
+        </w:rPr>
+        <w:t xml:space="preserve">bearing</w:t>
+      </w:r>
+      <w:r>
+        <w:t xml:space="preserve"> </w:t>
+      </w:r>
+      <w:r>
+        <w:t xml:space="preserve">(kiri atas), gerbang fusi</w:t>
+      </w:r>
+      <w:r>
+        <w:t xml:space="preserve"> </w:t>
+      </w:r>
+      <w:r>
+        <w:t xml:space="preserve">xLSTM/Mamba dan lima penggerak utama berbasis</w:t>
+      </w:r>
+      <w:r>
+        <w:t xml:space="preserve"> </w:t>
+      </w:r>
+      <w:r>
+        <w:rPr>
+          <w:i/>
+          <w:iCs/>
+        </w:rPr>
+        <w:t xml:space="preserve">gradient</w:t>
+      </w:r>
+      <w:r>
+        <w:t xml:space="preserve">×</w:t>
+      </w:r>
+      <w:r>
+        <w:rPr>
+          <w:i/>
+          <w:iCs/>
+        </w:rPr>
+        <w:t xml:space="preserve">input</w:t>
+      </w:r>
+      <w:r>
+        <w:t xml:space="preserve"> </w:t>
+      </w:r>
+      <w:r>
+        <w:t xml:space="preserve">dengan dominasi</w:t>
+      </w:r>
+      <w:r>
+        <w:t xml:space="preserve"> </w:t>
+      </w:r>
+      <w:r>
+        <w:rPr>
+          <w:i/>
+          <w:iCs/>
+        </w:rPr>
+        <w:t xml:space="preserve">entropy</w:t>
+      </w:r>
+      <w:r>
+        <w:t xml:space="preserve"> </w:t>
+      </w:r>
+      <w:r>
+        <w:t xml:space="preserve">spektral (tengah), panel sisa umur pakai terprediksi 2 jam 50 menit</w:t>
+      </w:r>
+      <w:r>
+        <w:t xml:space="preserve"> </w:t>
+      </w:r>
+      <w:r>
+        <w:t xml:space="preserve">(kanan atas), kurva RUL terprediksi terhadap kebenaran dasar</w:t>
+      </w:r>
+      <w:r>
+        <w:t xml:space="preserve"> </w:t>
+      </w:r>
+      <w:r>
+        <w:t xml:space="preserve">yang memperlihatkan pola degradasi bertahap (bawah kiri),</w:t>
+      </w:r>
+      <w:r>
+        <w:t xml:space="preserve"> </w:t>
+      </w:r>
+      <w:r>
+        <w:t xml:space="preserve">serta bentuk gelombang getaran</w:t>
+      </w:r>
+      <w:r>
+        <w:t xml:space="preserve"> </w:t>
+      </w:r>
+      <w:r>
+        <w:rPr>
+          <w:i/>
+          <w:iCs/>
+        </w:rPr>
+        <w:t xml:space="preserve">streaming</w:t>
+      </w:r>
+      <w:r>
+        <w:t xml:space="preserve"> </w:t>
+      </w:r>
+      <w:r>
+        <w:t xml:space="preserve">terkini (bawah kanan).</w:t>
+      </w:r>
+    </w:p>
+    <w:p>
+      <w:pPr>
+        <w:pStyle w:val="Paragraf"/>
+      </w:pPr>
+    </w:p>
+    <w:bookmarkEnd w:id="80"/>
+    <w:p>
+      <w:pPr>
+        <w:pStyle w:val="Paragraf"/>
+      </w:pPr>
+      <w:r>
+        <w:t xml:space="preserve">Atribusi penggerak langsung pada akuisisi ke-175 didominasi kuat oleh</w:t>
+      </w:r>
+      <w:r>
+        <w:t xml:space="preserve"> </w:t>
+      </w:r>
+      <w:r>
+        <w:rPr>
+          <w:i/>
+          <w:iCs/>
+        </w:rPr>
+        <w:t xml:space="preserve">entropy</w:t>
+      </w:r>
+      <w:r>
+        <w:t xml:space="preserve"> </w:t>
+      </w:r>
+      <w:r>
+        <w:t xml:space="preserve">ranah frekuensi (fd_c0_entropy 24,7%), disusul</w:t>
+      </w:r>
+      <w:r>
+        <w:t xml:space="preserve"> </w:t>
+      </w:r>
+      <w:r>
+        <w:rPr>
+          <w:i/>
+          <w:iCs/>
+        </w:rPr>
+        <w:t xml:space="preserve">skewness</w:t>
+      </w:r>
+      <w:r>
+        <w:t xml:space="preserve"> </w:t>
+      </w:r>
+      <w:r>
+        <w:t xml:space="preserve">ranah waktu kanal kedua (td_c1_skewness 12,0%),</w:t>
+      </w:r>
+      <w:r>
+        <w:t xml:space="preserve"> </w:t>
+      </w:r>
+      <w:r>
+        <w:rPr>
+          <w:i/>
+          <w:iCs/>
+        </w:rPr>
+        <w:t xml:space="preserve">centroid</w:t>
+      </w:r>
+      <w:r>
+        <w:t xml:space="preserve"> </w:t>
+      </w:r>
+      <w:r>
+        <w:t xml:space="preserve">frekuensi</w:t>
+      </w:r>
+      <w:r>
+        <w:t xml:space="preserve"> </w:t>
+      </w:r>
+      <w:r>
+        <w:t xml:space="preserve">(fd_c0_centroid 11,4%),</w:t>
+      </w:r>
+      <w:r>
+        <w:t xml:space="preserve"> </w:t>
+      </w:r>
+      <w:r>
+        <w:rPr>
+          <w:i/>
+          <w:iCs/>
+        </w:rPr>
+        <w:t xml:space="preserve">RMS frequency</w:t>
+      </w:r>
+      <w:r>
+        <w:t xml:space="preserve"> </w:t>
+      </w:r>
+      <w:r>
+        <w:t xml:space="preserve">kanal kedua (fd_c1_rms_freq</w:t>
+      </w:r>
+      <w:r>
+        <w:t xml:space="preserve"> </w:t>
+      </w:r>
+      <w:r>
+        <w:t xml:space="preserve">10,2%), dan</w:t>
+      </w:r>
+      <w:r>
+        <w:t xml:space="preserve"> </w:t>
+      </w:r>
+      <w:r>
+        <w:rPr>
+          <w:i/>
+          <w:iCs/>
+        </w:rPr>
+        <w:t xml:space="preserve">mean frequency</w:t>
+      </w:r>
+      <w:r>
+        <w:t xml:space="preserve"> </w:t>
+      </w:r>
+      <w:r>
+        <w:t xml:space="preserve">(fd_c0_mean_freq 8,1%). Dominasi</w:t>
+      </w:r>
+      <w:r>
+        <w:t xml:space="preserve"> </w:t>
+      </w:r>
+      <w:r>
+        <w:rPr>
+          <w:i/>
+          <w:iCs/>
+        </w:rPr>
+        <w:t xml:space="preserve">entropy</w:t>
+      </w:r>
+      <w:r>
+        <w:t xml:space="preserve"> </w:t>
+      </w:r>
+      <w:r>
+        <w:t xml:space="preserve">spektral yang jauh lebih kuat dibandingkan dengan kasus PHM2012</w:t>
+      </w:r>
+      <w:r>
+        <w:t xml:space="preserve"> </w:t>
+      </w:r>
+      <w:r>
+        <w:t xml:space="preserve">(24,7% berbanding 12,0%) mencerminkan sifat impulsif sinyal XJTU-SY pada kondisi</w:t>
+      </w:r>
+      <w:r>
+        <w:t xml:space="preserve"> </w:t>
+      </w:r>
+      <w:r>
+        <w:t xml:space="preserve">beban tinggi, dengan energi terdistribusi lebih merata di seluruh pita frekuensi.</w:t>
+      </w:r>
+      <w:r>
+        <w:t xml:space="preserve"> </w:t>
+      </w:r>
+      <w:r>
+        <w:t xml:space="preserve">Gambar </w:t>
+      </w:r>
+      <w:fldSimple w:instr=" REF fig_lampD_xjtusy_analysis \h ">
+        <w:r>
+          <w:t xml:space="preserve">D.9</w:t>
+        </w:r>
+      </w:fldSimple>
+      <w:r>
+        <w:t xml:space="preserve"> menampilkan panel analisis interpretabilitas</w:t>
+      </w:r>
+      <w:r>
+        <w:t xml:space="preserve"> </w:t>
+      </w:r>
+      <w:r>
+        <w:t xml:space="preserve">yang lebih rinci.</w:t>
+      </w:r>
+    </w:p>
+    <w:p>
+      <w:pPr>
+        <w:pStyle w:val="Paragraf"/>
+      </w:pPr>
+    </w:p>
+    <w:bookmarkStart w:id="84" w:name="fig:lampD_xjtusy_analysis"/>
+    <w:p>
+      <w:pPr>
+        <w:pStyle w:val="Gambar"/>
+      </w:pPr>
+      <w:r>
+        <w:drawing>
+          <wp:inline>
+            <wp:extent cx="5037455" cy="2646631"/>
+            <wp:effectExtent b="0" l="0" r="0" t="0"/>
+            <wp:docPr descr="" title="" id="82" name="Picture"/>
+            <a:graphic>
+              <a:graphicData uri="http://schemas.openxmlformats.org/drawingml/2006/picture">
+                <pic:pic>
+                  <pic:nvPicPr>
+                    <pic:cNvPr descr="assets/figures/lampD/xjtusy_engine_analysis.png" id="83" name="Picture"/>
+                    <pic:cNvPicPr>
+                      <a:picLocks noChangeArrowheads="1" noChangeAspect="1"/>
+                    </pic:cNvPicPr>
+                  </pic:nvPicPr>
+                  <pic:blipFill>
+                    <a:blip r:embed="rId81"/>
+                    <a:stretch>
+                      <a:fillRect/>
+                    </a:stretch>
+                  </pic:blipFill>
+                  <pic:spPr bwMode="auto">
+                    <a:xfrm>
+                      <a:off x="0" y="0"/>
+                      <a:ext cx="5037455" cy="2646631"/>
+                    </a:xfrm>
+                    <a:prstGeom prst="rect">
+                      <a:avLst/>
+                    </a:prstGeom>
+                    <a:noFill/>
+                    <a:ln w="9525">
+                      <a:noFill/>
+                      <a:headEnd/>
+                      <a:tailEnd/>
+                    </a:ln>
+                  </pic:spPr>
+                </pic:pic>
+              </a:graphicData>
+            </a:graphic>
+          </wp:inline>
+        </w:drawing>
+      </w:r>
+    </w:p>
+    <w:p>
+      <w:pPr>
+        <w:pStyle w:val="JudulGambar"/>
+      </w:pPr>
+      <w:r>
+        <w:t xml:space="preserve">Gambar </w:t>
+      </w:r>
+      <w:bookmarkStart w:id="97" w:name="fig_lampD_xjtusy_analysis"/>
+      <w:r>
+        <w:t xml:space="preserve">D.</w:t>
+      </w:r>
+      <w:fldSimple w:instr=" SEQ GambarLampD \* ARABIC ">
+        <w:r>
+          <w:t xml:space="preserve">9</w:t>
+        </w:r>
+      </w:fldSimple>
+      <w:bookmarkEnd w:id="97"/>
+      <w:r>
+        <w:t xml:space="preserve"> </w:t>
+      </w:r>
+      <w:r>
+        <w:t xml:space="preserve"/>
+      </w:r>
+      <w:r>
+        <w:t xml:space="preserve">Panel analisis mesin inferensi</w:t>
+      </w:r>
+      <w:r>
+        <w:t xml:space="preserve"> </w:t>
+      </w:r>
+      <w:r>
+        <w:rPr>
+          <w:i/>
+          <w:iCs/>
+        </w:rPr>
+        <w:t xml:space="preserve">streaming</w:t>
+      </w:r>
+      <w:r>
+        <w:t xml:space="preserve"> </w:t>
+      </w:r>
+      <w:r>
+        <w:t xml:space="preserve">pada XJTU-SY</w:t>
+      </w:r>
+      <w:r>
+        <w:t xml:space="preserve"> </w:t>
+      </w:r>
+      <w:r>
+        <w:t xml:space="preserve">Bearing 3_3: atribusi fitur Integrated Gradients yang didominasi</w:t>
+      </w:r>
+      <w:r>
+        <w:t xml:space="preserve"> </w:t>
+      </w:r>
+      <w:r>
+        <w:rPr>
+          <w:i/>
+          <w:iCs/>
+        </w:rPr>
+        <w:t xml:space="preserve">entropy</w:t>
+      </w:r>
+      <w:r>
+        <w:t xml:space="preserve"> </w:t>
+      </w:r>
+      <w:r>
+        <w:t xml:space="preserve">spektral (diagram batang) dan peta panas</w:t>
+      </w:r>
+      <w:r>
+        <w:t xml:space="preserve"> </w:t>
+      </w:r>
+      <w:r>
+        <w:t xml:space="preserve">waktu × fitur (kiri atas), tren indikator kesehatan mentah</w:t>
+      </w:r>
+      <w:r>
+        <w:t xml:space="preserve"> </w:t>
+      </w:r>
+      <w:r>
+        <w:t xml:space="preserve">RMS dan kurtosis yang memperlihatkan RMS awal yang tinggi lalu</w:t>
+      </w:r>
+      <w:r>
+        <w:t xml:space="preserve"> </w:t>
+      </w:r>
+      <w:r>
+        <w:t xml:space="preserve">menurun bertahap (kanan atas), detail</w:t>
+      </w:r>
+      <w:r>
+        <w:t xml:space="preserve"> </w:t>
+      </w:r>
+      <w:r>
+        <w:rPr>
+          <w:i/>
+          <w:iCs/>
+        </w:rPr>
+        <w:t xml:space="preserve">run</w:t>
+      </w:r>
+      <w:r>
+        <w:t xml:space="preserve"> </w:t>
+      </w:r>
+      <w:r>
+        <w:t xml:space="preserve">model dengan</w:t>
+      </w:r>
+      <w:r>
+        <w:t xml:space="preserve"> </w:t>
+      </w:r>
+      <w:r>
+        <w:t xml:space="preserve">status</w:t>
+      </w:r>
+      <w:r>
+        <w:t xml:space="preserve"> </w:t>
+      </w:r>
+      <w:r>
+        <w:rPr>
+          <w:i/>
+          <w:iCs/>
+        </w:rPr>
+        <w:t xml:space="preserve">Degrading</w:t>
+      </w:r>
+      <w:r>
+        <w:t xml:space="preserve"> </w:t>
+      </w:r>
+      <w:r>
+        <w:t xml:space="preserve">(bawah kiri), nilai HI mentah beserta</w:t>
+      </w:r>
+      <w:r>
+        <w:t xml:space="preserve"> </w:t>
+      </w:r>
+      <w:r>
+        <w:rPr>
+          <w:i/>
+          <w:iCs/>
+        </w:rPr>
+        <w:t xml:space="preserve">mini-sparkline</w:t>
+      </w:r>
+      <w:r>
+        <w:t xml:space="preserve"> </w:t>
+      </w:r>
+      <w:r>
+        <w:t xml:space="preserve">kontribusinya (bawah tengah), serta</w:t>
+      </w:r>
+      <w:r>
+        <w:t xml:space="preserve"> </w:t>
+      </w:r>
+      <w:r>
+        <w:t xml:space="preserve">catatan</w:t>
+      </w:r>
+      <w:r>
+        <w:t xml:space="preserve"> </w:t>
+      </w:r>
+      <w:r>
+        <w:rPr>
+          <w:i/>
+          <w:iCs/>
+        </w:rPr>
+        <w:t xml:space="preserve">event log</w:t>
+      </w:r>
+      <w:r>
+        <w:t xml:space="preserve"> </w:t>
+      </w:r>
+      <w:r>
+        <w:t xml:space="preserve">yang merekam peringatan ambang dan</w:t>
+      </w:r>
+      <w:r>
+        <w:t xml:space="preserve"> </w:t>
+      </w:r>
+      <w:r>
+        <w:t xml:space="preserve">pemicuan Integrated Gradients secara otomatis (bawah kanan).</w:t>
+      </w:r>
+    </w:p>
+    <w:p>
+      <w:pPr>
+        <w:pStyle w:val="Paragraf"/>
+      </w:pPr>
+    </w:p>
+    <w:bookmarkEnd w:id="84"/>
+    <w:bookmarkEnd w:id="85"/>
+    <w:bookmarkStart w:id="87" w:name="lamp:skf_roadmap"/>
+    <w:p>
+      <w:pPr>
+        <w:pStyle w:val="Lampiransub1"/>
+      </w:pPr>
+      <w:r>
+        <w:t xml:space="preserve">D.8 </w:t>
       </w:r>
       <w:r>
         <w:t xml:space="preserve">Peta Jalan Pengumpulan Data dan Integrasi Multi-Modal</w:t>
@@ -1905,7 +5341,7 @@
         <w:pStyle w:val="Paragraf"/>
       </w:pPr>
     </w:p>
-    <w:bookmarkStart w:id="40" w:name="tab:lampD_roadmap"/>
+    <w:bookmarkStart w:id="86" w:name="tab:lampD_roadmap"/>
     <w:p>
       <w:pPr>
         <w:pStyle w:val="judulTabel"/>
@@ -1913,7 +5349,7 @@
       <w:r>
         <w:t xml:space="preserve">Tabel </w:t>
       </w:r>
-      <w:bookmarkStart w:id="44" w:name="tab_lampD_roadmap"/>
+      <w:bookmarkStart w:id="98" w:name="tab_lampD_roadmap"/>
       <w:r>
         <w:t xml:space="preserve">D.</w:t>
       </w:r>
@@ -1922,7 +5358,7 @@
           <w:t xml:space="preserve">1</w:t>
         </w:r>
       </w:fldSimple>
-      <w:bookmarkEnd w:id="44"/>
+      <w:bookmarkEnd w:id="98"/>
       <w:r>
         <w:t xml:space="preserve"> </w:t>
       </w:r>
@@ -1941,6 +5377,11 @@
       <w:r>
         <w:t xml:space="preserve">SK-Toto).</w:t>
       </w:r>
+    </w:p>
+    <w:p>
+      <w:pPr>
+        <w:pStyle w:val="Paragraf"/>
+      </w:pPr>
     </w:p>
     <w:tbl>
       <w:tblPr>
@@ -1949,6 +5390,14 @@
         <w:tblLook w:firstRow="1" w:lastRow="0" w:firstColumn="0" w:lastColumn="0" w:noHBand="0" w:noVBand="0" w:val="0020"/>
         <w:tblCaption w:val="Peta jalan pengumpulan data dan pengembangan model multi-modal PT SKF Indonesia untuk penelitian lanjutan (mendukung Tujuan 2 SK-Toto)."/>
         <w:tblLayout w:type="fixed"/>
+        <w:tblBorders>
+          <w:top w:val="single" w:sz="4" w:space="0" w:color="auto"/>
+          <w:left w:val="single" w:sz="4" w:space="0" w:color="auto"/>
+          <w:bottom w:val="single" w:sz="4" w:space="0" w:color="auto"/>
+          <w:right w:val="single" w:sz="4" w:space="0" w:color="auto"/>
+          <w:insideH w:val="single" w:sz="4" w:space="0" w:color="auto"/>
+          <w:insideV w:val="single" w:sz="4" w:space="0" w:color="auto"/>
+        </w:tblBorders>
       </w:tblPr>
       <w:tblGrid>
         <w:gridCol w:w="1762"/>
@@ -2338,9 +5787,9 @@
         </w:tc>
       </w:tr>
     </w:tbl>
-    <w:bookmarkEnd w:id="40"/>
-    <w:bookmarkEnd w:id="41"/>
-    <w:bookmarkEnd w:id="42"/>
+    <w:bookmarkEnd w:id="86"/>
+    <w:bookmarkEnd w:id="87"/>
+    <w:bookmarkEnd w:id="88"/>
     <w:sectPr>
       <w:footerReference r:id="rId9" w:type="default"/>
       <w:footerReference r:id="rId10" w:type="first"/>
